--- a/Bericht/docs/Praktikumsbericht_Notizen.docx
+++ b/Bericht/docs/Praktikumsbericht_Notizen.docx
@@ -338,10 +338,19 @@
       </w:pPr>
       <w:r>
         <w:rPr>
-          <w:sz w:val="20"/>
-          <w:szCs w:val="20"/>
-        </w:rPr>
-        <w:t xml:space="preserve">Entwurf einer Desktop- und Mobile-Template-Design-Idee via </w:t>
+          <w:b/>
+          <w:bCs/>
+          <w:sz w:val="20"/>
+          <w:szCs w:val="20"/>
+        </w:rPr>
+        <w:t>Entwurf</w:t>
+      </w:r>
+      <w:r>
+        <w:rPr>
+          <w:sz w:val="20"/>
+          <w:szCs w:val="20"/>
+        </w:rPr>
+        <w:t xml:space="preserve"> einer Desktop- und Mobile-Template-Design-Idee via </w:t>
       </w:r>
       <w:proofErr w:type="spellStart"/>
       <w:r>
@@ -4596,16 +4605,14 @@
         </w:rPr>
         <w:t>Test der neuen Extension auf Funktionsweise beim Senden einer Test-</w:t>
       </w:r>
-      <w:proofErr w:type="gramStart"/>
-      <w:r>
-        <w:rPr>
-          <w:bCs/>
-          <w:sz w:val="20"/>
-          <w:szCs w:val="20"/>
-        </w:rPr>
-        <w:t>Email</w:t>
-      </w:r>
-      <w:proofErr w:type="gramEnd"/>
+      <w:r>
+        <w:rPr>
+          <w:bCs/>
+          <w:sz w:val="20"/>
+          <w:szCs w:val="20"/>
+        </w:rPr>
+        <w:t>E-Mail</w:t>
+      </w:r>
       <w:r>
         <w:rPr>
           <w:bCs/>
@@ -6185,6 +6192,539 @@
           <w:szCs w:val="20"/>
         </w:rPr>
         <w:t>KW03</w:t>
+      </w:r>
+    </w:p>
+    <w:p>
+      <w:pPr>
+        <w:pStyle w:val="Listenabsatz"/>
+        <w:numPr>
+          <w:ilvl w:val="1"/>
+          <w:numId w:val="5"/>
+        </w:numPr>
+        <w:spacing w:line="276" w:lineRule="auto"/>
+        <w:jc w:val="both"/>
+        <w:rPr>
+          <w:b/>
+          <w:bCs/>
+          <w:sz w:val="20"/>
+          <w:szCs w:val="20"/>
+        </w:rPr>
+      </w:pPr>
+      <w:r>
+        <w:rPr>
+          <w:bCs/>
+          <w:noProof/>
+          <w:sz w:val="20"/>
+          <w:szCs w:val="20"/>
+        </w:rPr>
+        <mc:AlternateContent>
+          <mc:Choice Requires="wps">
+            <w:drawing>
+              <wp:anchor distT="0" distB="0" distL="114300" distR="114300" simplePos="0" relativeHeight="251671552" behindDoc="0" locked="0" layoutInCell="1" allowOverlap="1" wp14:anchorId="50A4BCC3" wp14:editId="3B0B8D4D">
+                <wp:simplePos x="0" y="0"/>
+                <wp:positionH relativeFrom="column">
+                  <wp:posOffset>381000</wp:posOffset>
+                </wp:positionH>
+                <wp:positionV relativeFrom="paragraph">
+                  <wp:posOffset>53974</wp:posOffset>
+                </wp:positionV>
+                <wp:extent cx="6985" cy="1495425"/>
+                <wp:effectExtent l="76200" t="0" r="69215" b="47625"/>
+                <wp:wrapNone/>
+                <wp:docPr id="1216171648" name="Gerade Verbindung mit Pfeil 13"/>
+                <wp:cNvGraphicFramePr/>
+                <a:graphic xmlns:a="http://schemas.openxmlformats.org/drawingml/2006/main">
+                  <a:graphicData uri="http://schemas.microsoft.com/office/word/2010/wordprocessingShape">
+                    <wps:wsp>
+                      <wps:cNvCnPr/>
+                      <wps:spPr>
+                        <a:xfrm flipH="1">
+                          <a:off x="0" y="0"/>
+                          <a:ext cx="6985" cy="1495425"/>
+                        </a:xfrm>
+                        <a:prstGeom prst="straightConnector1">
+                          <a:avLst/>
+                        </a:prstGeom>
+                        <a:ln w="9525">
+                          <a:solidFill>
+                            <a:schemeClr val="tx1"/>
+                          </a:solidFill>
+                          <a:tailEnd type="triangle"/>
+                        </a:ln>
+                      </wps:spPr>
+                      <wps:style>
+                        <a:lnRef idx="2">
+                          <a:schemeClr val="accent1"/>
+                        </a:lnRef>
+                        <a:fillRef idx="0">
+                          <a:schemeClr val="accent1"/>
+                        </a:fillRef>
+                        <a:effectRef idx="1">
+                          <a:schemeClr val="accent1"/>
+                        </a:effectRef>
+                        <a:fontRef idx="minor">
+                          <a:schemeClr val="tx1"/>
+                        </a:fontRef>
+                      </wps:style>
+                      <wps:bodyPr/>
+                    </wps:wsp>
+                  </a:graphicData>
+                </a:graphic>
+              </wp:anchor>
+            </w:drawing>
+          </mc:Choice>
+          <mc:Fallback>
+            <w:pict>
+              <v:shapetype w14:anchorId="47ADC8BC" id="_x0000_t32" coordsize="21600,21600" o:spt="32" o:oned="t" path="m,l21600,21600e" filled="f">
+                <v:path arrowok="t" fillok="f" o:connecttype="none"/>
+                <o:lock v:ext="edit" shapetype="t"/>
+              </v:shapetype>
+              <v:shape id="Gerade Verbindung mit Pfeil 13" o:spid="_x0000_s1026" type="#_x0000_t32" style="position:absolute;margin-left:30pt;margin-top:4.25pt;width:.55pt;height:117.75pt;flip:x;z-index:251671552;visibility:visible;mso-wrap-style:square;mso-wrap-distance-left:9pt;mso-wrap-distance-top:0;mso-wrap-distance-right:9pt;mso-wrap-distance-bottom:0;mso-position-horizontal:absolute;mso-position-horizontal-relative:text;mso-position-vertical:absolute;mso-position-vertical-relative:text" o:gfxdata="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" strokecolor="black [3213]">
+                <v:stroke endarrow="block" joinstyle="miter"/>
+              </v:shape>
+            </w:pict>
+          </mc:Fallback>
+        </mc:AlternateContent>
+      </w:r>
+      <w:r>
+        <w:rPr>
+          <w:bCs/>
+          <w:sz w:val="20"/>
+          <w:szCs w:val="20"/>
+        </w:rPr>
+        <w:t>4. Entwurf fertiggestellt und kann den Kunden vorgestellt werden (sollte eine sehr simple Website werden, recht kompliziert, da die bisherige Website komplexer war)</w:t>
+      </w:r>
+    </w:p>
+    <w:p>
+      <w:pPr>
+        <w:pStyle w:val="Listenabsatz"/>
+        <w:numPr>
+          <w:ilvl w:val="1"/>
+          <w:numId w:val="5"/>
+        </w:numPr>
+        <w:spacing w:line="276" w:lineRule="auto"/>
+        <w:jc w:val="both"/>
+        <w:rPr>
+          <w:b/>
+          <w:bCs/>
+          <w:sz w:val="20"/>
+          <w:szCs w:val="20"/>
+        </w:rPr>
+      </w:pPr>
+      <w:r>
+        <w:rPr>
+          <w:bCs/>
+          <w:sz w:val="20"/>
+          <w:szCs w:val="20"/>
+        </w:rPr>
+        <w:t>Weitere Screenshots für den Anhang im Praktikumsbericht gemacht</w:t>
+      </w:r>
+    </w:p>
+    <w:p>
+      <w:pPr>
+        <w:pStyle w:val="Listenabsatz"/>
+        <w:numPr>
+          <w:ilvl w:val="1"/>
+          <w:numId w:val="5"/>
+        </w:numPr>
+        <w:spacing w:line="276" w:lineRule="auto"/>
+        <w:jc w:val="both"/>
+        <w:rPr>
+          <w:b/>
+          <w:bCs/>
+          <w:sz w:val="20"/>
+          <w:szCs w:val="20"/>
+        </w:rPr>
+      </w:pPr>
+      <w:r>
+        <w:rPr>
+          <w:bCs/>
+          <w:sz w:val="20"/>
+          <w:szCs w:val="20"/>
+        </w:rPr>
+        <w:t>Gespräch mit Herrn Krippner:</w:t>
+      </w:r>
+    </w:p>
+    <w:p>
+      <w:pPr>
+        <w:pStyle w:val="Listenabsatz"/>
+        <w:numPr>
+          <w:ilvl w:val="2"/>
+          <w:numId w:val="5"/>
+        </w:numPr>
+        <w:spacing w:line="276" w:lineRule="auto"/>
+        <w:jc w:val="both"/>
+        <w:rPr>
+          <w:b/>
+          <w:bCs/>
+          <w:sz w:val="20"/>
+          <w:szCs w:val="20"/>
+        </w:rPr>
+      </w:pPr>
+      <w:r>
+        <w:rPr>
+          <w:bCs/>
+          <w:sz w:val="20"/>
+          <w:szCs w:val="20"/>
+        </w:rPr>
+        <w:t xml:space="preserve">Tätigkeitsnachweis bereits unterschrieben bekommen (keine Fehlzeiten / Freistellungszeiten vorhanden) </w:t>
+      </w:r>
+    </w:p>
+    <w:p>
+      <w:pPr>
+        <w:pStyle w:val="Listenabsatz"/>
+        <w:numPr>
+          <w:ilvl w:val="2"/>
+          <w:numId w:val="5"/>
+        </w:numPr>
+        <w:spacing w:line="276" w:lineRule="auto"/>
+        <w:jc w:val="both"/>
+        <w:rPr>
+          <w:b/>
+          <w:bCs/>
+          <w:sz w:val="20"/>
+          <w:szCs w:val="20"/>
+        </w:rPr>
+      </w:pPr>
+      <w:r>
+        <w:rPr>
+          <w:bCs/>
+          <w:sz w:val="20"/>
+          <w:szCs w:val="20"/>
+        </w:rPr>
+        <w:t>Vergütung endgültig besprochen (Personalfragebogen erhalten)</w:t>
+      </w:r>
+    </w:p>
+    <w:p>
+      <w:pPr>
+        <w:pStyle w:val="Listenabsatz"/>
+        <w:numPr>
+          <w:ilvl w:val="1"/>
+          <w:numId w:val="5"/>
+        </w:numPr>
+        <w:spacing w:line="276" w:lineRule="auto"/>
+        <w:jc w:val="both"/>
+        <w:rPr>
+          <w:b/>
+          <w:bCs/>
+          <w:sz w:val="20"/>
+          <w:szCs w:val="20"/>
+        </w:rPr>
+      </w:pPr>
+      <w:r>
+        <w:rPr>
+          <w:bCs/>
+          <w:sz w:val="20"/>
+          <w:szCs w:val="20"/>
+        </w:rPr>
+        <w:t>Gespräch mit Betreuer:</w:t>
+      </w:r>
+    </w:p>
+    <w:p>
+      <w:pPr>
+        <w:pStyle w:val="Listenabsatz"/>
+        <w:numPr>
+          <w:ilvl w:val="2"/>
+          <w:numId w:val="5"/>
+        </w:numPr>
+        <w:spacing w:line="276" w:lineRule="auto"/>
+        <w:jc w:val="both"/>
+        <w:rPr>
+          <w:b/>
+          <w:bCs/>
+          <w:sz w:val="20"/>
+          <w:szCs w:val="20"/>
+        </w:rPr>
+      </w:pPr>
+      <w:r>
+        <w:rPr>
+          <w:bCs/>
+          <w:sz w:val="20"/>
+          <w:szCs w:val="20"/>
+        </w:rPr>
+        <w:t>4. Entwurf passt erstmal so weit und wird dem Kunden übermittelt</w:t>
+      </w:r>
+    </w:p>
+    <w:p>
+      <w:pPr>
+        <w:pStyle w:val="Listenabsatz"/>
+        <w:numPr>
+          <w:ilvl w:val="1"/>
+          <w:numId w:val="5"/>
+        </w:numPr>
+        <w:spacing w:line="276" w:lineRule="auto"/>
+        <w:jc w:val="both"/>
+        <w:rPr>
+          <w:b/>
+          <w:bCs/>
+          <w:sz w:val="20"/>
+          <w:szCs w:val="20"/>
+        </w:rPr>
+      </w:pPr>
+      <w:r>
+        <w:rPr>
+          <w:bCs/>
+          <w:noProof/>
+          <w:sz w:val="20"/>
+          <w:szCs w:val="20"/>
+        </w:rPr>
+        <w:lastRenderedPageBreak/>
+        <mc:AlternateContent>
+          <mc:Choice Requires="wps">
+            <w:drawing>
+              <wp:anchor distT="0" distB="0" distL="114300" distR="114300" simplePos="0" relativeHeight="251672576" behindDoc="0" locked="0" layoutInCell="1" allowOverlap="1" wp14:anchorId="244D1132" wp14:editId="00B36DE2">
+                <wp:simplePos x="0" y="0"/>
+                <wp:positionH relativeFrom="column">
+                  <wp:posOffset>400050</wp:posOffset>
+                </wp:positionH>
+                <wp:positionV relativeFrom="paragraph">
+                  <wp:posOffset>66675</wp:posOffset>
+                </wp:positionV>
+                <wp:extent cx="0" cy="1466850"/>
+                <wp:effectExtent l="76200" t="0" r="57150" b="57150"/>
+                <wp:wrapNone/>
+                <wp:docPr id="1993522844" name="Gerade Verbindung mit Pfeil 14"/>
+                <wp:cNvGraphicFramePr/>
+                <a:graphic xmlns:a="http://schemas.openxmlformats.org/drawingml/2006/main">
+                  <a:graphicData uri="http://schemas.microsoft.com/office/word/2010/wordprocessingShape">
+                    <wps:wsp>
+                      <wps:cNvCnPr/>
+                      <wps:spPr>
+                        <a:xfrm>
+                          <a:off x="0" y="0"/>
+                          <a:ext cx="0" cy="1466850"/>
+                        </a:xfrm>
+                        <a:prstGeom prst="straightConnector1">
+                          <a:avLst/>
+                        </a:prstGeom>
+                        <a:ln w="9525">
+                          <a:solidFill>
+                            <a:schemeClr val="tx1"/>
+                          </a:solidFill>
+                          <a:tailEnd type="triangle"/>
+                        </a:ln>
+                      </wps:spPr>
+                      <wps:style>
+                        <a:lnRef idx="2">
+                          <a:schemeClr val="accent1"/>
+                        </a:lnRef>
+                        <a:fillRef idx="0">
+                          <a:schemeClr val="accent1"/>
+                        </a:fillRef>
+                        <a:effectRef idx="1">
+                          <a:schemeClr val="accent1"/>
+                        </a:effectRef>
+                        <a:fontRef idx="minor">
+                          <a:schemeClr val="tx1"/>
+                        </a:fontRef>
+                      </wps:style>
+                      <wps:bodyPr/>
+                    </wps:wsp>
+                  </a:graphicData>
+                </a:graphic>
+              </wp:anchor>
+            </w:drawing>
+          </mc:Choice>
+          <mc:Fallback>
+            <w:pict>
+              <v:shape w14:anchorId="705B10C4" id="Gerade Verbindung mit Pfeil 14" o:spid="_x0000_s1026" type="#_x0000_t32" style="position:absolute;margin-left:31.5pt;margin-top:5.25pt;width:0;height:115.5pt;z-index:251672576;visibility:visible;mso-wrap-style:square;mso-wrap-distance-left:9pt;mso-wrap-distance-top:0;mso-wrap-distance-right:9pt;mso-wrap-distance-bottom:0;mso-position-horizontal:absolute;mso-position-horizontal-relative:text;mso-position-vertical:absolute;mso-position-vertical-relative:text" o:gfxdata="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" strokecolor="black [3213]">
+                <v:stroke endarrow="block" joinstyle="miter"/>
+              </v:shape>
+            </w:pict>
+          </mc:Fallback>
+        </mc:AlternateContent>
+      </w:r>
+      <w:r>
+        <w:rPr>
+          <w:bCs/>
+          <w:sz w:val="20"/>
+          <w:szCs w:val="20"/>
+        </w:rPr>
+        <w:t>Feeback zum 3. Entwurf vom Kunden erhalten</w:t>
+      </w:r>
+    </w:p>
+    <w:p>
+      <w:pPr>
+        <w:pStyle w:val="Listenabsatz"/>
+        <w:numPr>
+          <w:ilvl w:val="1"/>
+          <w:numId w:val="5"/>
+        </w:numPr>
+        <w:spacing w:line="276" w:lineRule="auto"/>
+        <w:jc w:val="both"/>
+        <w:rPr>
+          <w:b/>
+          <w:bCs/>
+          <w:sz w:val="20"/>
+          <w:szCs w:val="20"/>
+        </w:rPr>
+      </w:pPr>
+      <w:r>
+        <w:rPr>
+          <w:bCs/>
+          <w:sz w:val="20"/>
+          <w:szCs w:val="20"/>
+        </w:rPr>
+        <w:t>Umsetzung der gewünschten Anpassungen für den 3. Website-Entwurf</w:t>
+      </w:r>
+    </w:p>
+    <w:p>
+      <w:pPr>
+        <w:pStyle w:val="Listenabsatz"/>
+        <w:numPr>
+          <w:ilvl w:val="1"/>
+          <w:numId w:val="5"/>
+        </w:numPr>
+        <w:spacing w:line="276" w:lineRule="auto"/>
+        <w:jc w:val="both"/>
+        <w:rPr>
+          <w:b/>
+          <w:bCs/>
+          <w:sz w:val="20"/>
+          <w:szCs w:val="20"/>
+        </w:rPr>
+      </w:pPr>
+      <w:r>
+        <w:rPr>
+          <w:bCs/>
+          <w:sz w:val="20"/>
+          <w:szCs w:val="20"/>
+        </w:rPr>
+        <w:t>Einbindung der Cookie-</w:t>
+      </w:r>
+      <w:proofErr w:type="spellStart"/>
+      <w:r>
+        <w:rPr>
+          <w:bCs/>
+          <w:sz w:val="20"/>
+          <w:szCs w:val="20"/>
+        </w:rPr>
+        <w:t>Consent</w:t>
+      </w:r>
+      <w:proofErr w:type="spellEnd"/>
+      <w:r>
+        <w:rPr>
+          <w:bCs/>
+          <w:sz w:val="20"/>
+          <w:szCs w:val="20"/>
+        </w:rPr>
+        <w:t xml:space="preserve"> Komponente in alle Website-Entwürfe und Gestaltung dieser entsprechend dem jeweiligen Website-Entwurf</w:t>
+      </w:r>
+    </w:p>
+    <w:p>
+      <w:pPr>
+        <w:pStyle w:val="Listenabsatz"/>
+        <w:numPr>
+          <w:ilvl w:val="1"/>
+          <w:numId w:val="5"/>
+        </w:numPr>
+        <w:spacing w:line="276" w:lineRule="auto"/>
+        <w:jc w:val="both"/>
+        <w:rPr>
+          <w:b/>
+          <w:bCs/>
+          <w:sz w:val="20"/>
+          <w:szCs w:val="20"/>
+        </w:rPr>
+      </w:pPr>
+      <w:r>
+        <w:rPr>
+          <w:bCs/>
+          <w:sz w:val="20"/>
+          <w:szCs w:val="20"/>
+        </w:rPr>
+        <w:t>Automatisierte (Scan) Funktion der Komponente kann genutzt werden, um die notwendigen Cookies in die Einstellungen aufzunehmen</w:t>
+      </w:r>
+    </w:p>
+    <w:p>
+      <w:pPr>
+        <w:pStyle w:val="Listenabsatz"/>
+        <w:numPr>
+          <w:ilvl w:val="1"/>
+          <w:numId w:val="5"/>
+        </w:numPr>
+        <w:spacing w:line="276" w:lineRule="auto"/>
+        <w:jc w:val="both"/>
+        <w:rPr>
+          <w:b/>
+          <w:bCs/>
+          <w:sz w:val="20"/>
+          <w:szCs w:val="20"/>
+        </w:rPr>
+      </w:pPr>
+      <w:r>
+        <w:rPr>
+          <w:bCs/>
+          <w:sz w:val="20"/>
+          <w:szCs w:val="20"/>
+        </w:rPr>
+        <w:t>Feedback zum 1. Website-Entwurf erhalten (lediglich inhaltliche Änderungen sind gewünscht)</w:t>
+      </w:r>
+    </w:p>
+    <w:p>
+      <w:pPr>
+        <w:pStyle w:val="Listenabsatz"/>
+        <w:numPr>
+          <w:ilvl w:val="1"/>
+          <w:numId w:val="5"/>
+        </w:numPr>
+        <w:spacing w:line="276" w:lineRule="auto"/>
+        <w:jc w:val="both"/>
+        <w:rPr>
+          <w:b/>
+          <w:bCs/>
+          <w:sz w:val="20"/>
+          <w:szCs w:val="20"/>
+        </w:rPr>
+      </w:pPr>
+      <w:r>
+        <w:rPr>
+          <w:bCs/>
+          <w:sz w:val="20"/>
+          <w:szCs w:val="20"/>
+        </w:rPr>
+        <w:t>Umsetzung der gewünschten Anpassu</w:t>
+      </w:r>
+      <w:r>
+        <w:rPr>
+          <w:bCs/>
+          <w:sz w:val="20"/>
+          <w:szCs w:val="20"/>
+        </w:rPr>
+        <w:t>n</w:t>
+      </w:r>
+      <w:r>
+        <w:rPr>
+          <w:bCs/>
+          <w:sz w:val="20"/>
+          <w:szCs w:val="20"/>
+        </w:rPr>
+        <w:t>gen für den 1. Website-Entwurf</w:t>
+      </w:r>
+    </w:p>
+    <w:p>
+      <w:pPr>
+        <w:pStyle w:val="Listenabsatz"/>
+        <w:numPr>
+          <w:ilvl w:val="1"/>
+          <w:numId w:val="5"/>
+        </w:numPr>
+        <w:spacing w:line="276" w:lineRule="auto"/>
+        <w:jc w:val="both"/>
+        <w:rPr>
+          <w:b/>
+          <w:bCs/>
+          <w:sz w:val="20"/>
+          <w:szCs w:val="20"/>
+        </w:rPr>
+      </w:pPr>
+      <w:r>
+        <w:rPr>
+          <w:bCs/>
+          <w:sz w:val="20"/>
+          <w:szCs w:val="20"/>
+        </w:rPr>
+        <w:t>Beginn der Ausarbeitung des Praktikumsberichts</w:t>
       </w:r>
     </w:p>
     <w:p>

--- a/Bericht/docs/Praktikumsbericht_Notizen.docx
+++ b/Bericht/docs/Praktikumsbericht_Notizen.docx
@@ -350,17 +350,8 @@
           <w:sz w:val="20"/>
           <w:szCs w:val="20"/>
         </w:rPr>
-        <w:t xml:space="preserve"> einer Desktop- und Mobile-Template-Design-Idee via </w:t>
-      </w:r>
-      <w:proofErr w:type="spellStart"/>
-      <w:r>
-        <w:rPr>
-          <w:sz w:val="20"/>
-          <w:szCs w:val="20"/>
-        </w:rPr>
-        <w:t>Canva</w:t>
-      </w:r>
-      <w:proofErr w:type="spellEnd"/>
+        <w:t xml:space="preserve"> einer Desktop- und Mobile-Template-Design-Idee via Canva</w:t>
+      </w:r>
     </w:p>
     <w:p>
       <w:pPr>
@@ -711,49 +702,8 @@
           <w:sz w:val="20"/>
           <w:szCs w:val="20"/>
         </w:rPr>
-        <w:t xml:space="preserve">Installation von </w:t>
-      </w:r>
-      <w:proofErr w:type="spellStart"/>
-      <w:r>
-        <w:rPr>
-          <w:sz w:val="20"/>
-          <w:szCs w:val="20"/>
-        </w:rPr>
-        <w:t>Git</w:t>
-      </w:r>
-      <w:proofErr w:type="spellEnd"/>
-      <w:r>
-        <w:rPr>
-          <w:sz w:val="20"/>
-          <w:szCs w:val="20"/>
-        </w:rPr>
-        <w:t xml:space="preserve"> und Herstellung der Verbindung zum </w:t>
-      </w:r>
-      <w:proofErr w:type="spellStart"/>
-      <w:r>
-        <w:rPr>
-          <w:sz w:val="20"/>
-          <w:szCs w:val="20"/>
-        </w:rPr>
-        <w:t>Git</w:t>
-      </w:r>
-      <w:proofErr w:type="spellEnd"/>
-      <w:r>
-        <w:rPr>
-          <w:sz w:val="20"/>
-          <w:szCs w:val="20"/>
-        </w:rPr>
-        <w:t xml:space="preserve">-Repository von </w:t>
-      </w:r>
-      <w:proofErr w:type="spellStart"/>
-      <w:r>
-        <w:rPr>
-          <w:sz w:val="20"/>
-          <w:szCs w:val="20"/>
-        </w:rPr>
-        <w:t>ProSoft</w:t>
-      </w:r>
-      <w:proofErr w:type="spellEnd"/>
+        <w:t>Installation von Git und Herstellung der Verbindung zum Git-Repository von ProSoft</w:t>
+      </w:r>
     </w:p>
     <w:p>
       <w:pPr>
@@ -806,7 +756,6 @@
         </w:rPr>
         <w:t xml:space="preserve">Durchforsten der </w:t>
       </w:r>
-      <w:proofErr w:type="spellStart"/>
       <w:r>
         <w:rPr>
           <w:i/>
@@ -815,7 +764,6 @@
         </w:rPr>
         <w:t>index.php</w:t>
       </w:r>
-      <w:proofErr w:type="spellEnd"/>
       <w:r>
         <w:rPr>
           <w:sz w:val="20"/>
@@ -868,7 +816,6 @@
         </w:rPr>
         <w:t xml:space="preserve">und </w:t>
       </w:r>
-      <w:proofErr w:type="spellStart"/>
       <w:r>
         <w:rPr>
           <w:i/>
@@ -877,7 +824,6 @@
         </w:rPr>
         <w:t>index.php</w:t>
       </w:r>
-      <w:proofErr w:type="spellEnd"/>
     </w:p>
     <w:p>
       <w:pPr>
@@ -1074,17 +1020,8 @@
           <w:sz w:val="20"/>
           <w:szCs w:val="20"/>
         </w:rPr>
-        <w:t xml:space="preserve">Einbindung des </w:t>
-      </w:r>
-      <w:proofErr w:type="spellStart"/>
-      <w:r>
-        <w:rPr>
-          <w:sz w:val="20"/>
-          <w:szCs w:val="20"/>
-        </w:rPr>
-        <w:t>Footers</w:t>
-      </w:r>
-      <w:proofErr w:type="spellEnd"/>
+        <w:t>Einbindung des Footers</w:t>
+      </w:r>
       <w:r>
         <w:rPr>
           <w:sz w:val="20"/>
@@ -1435,7 +1372,6 @@
         </w:rPr>
         <w:t>Farbanpassung der verschiedenen Modulpositionen ist möglich (</w:t>
       </w:r>
-      <w:proofErr w:type="spellStart"/>
       <w:r>
         <w:rPr>
           <w:sz w:val="20"/>
@@ -1448,17 +1384,8 @@
           <w:sz w:val="20"/>
           <w:szCs w:val="20"/>
         </w:rPr>
-        <w:t>ontent</w:t>
-      </w:r>
-      <w:proofErr w:type="spellEnd"/>
-      <w:r>
-        <w:rPr>
-          <w:sz w:val="20"/>
-          <w:szCs w:val="20"/>
-        </w:rPr>
-        <w:t xml:space="preserve">, </w:t>
-      </w:r>
-      <w:proofErr w:type="spellStart"/>
+        <w:t xml:space="preserve">ontent, </w:t>
+      </w:r>
       <w:r>
         <w:rPr>
           <w:sz w:val="20"/>
@@ -1471,63 +1398,7 @@
           <w:sz w:val="20"/>
           <w:szCs w:val="20"/>
         </w:rPr>
-        <w:t>omponent</w:t>
-      </w:r>
-      <w:proofErr w:type="spellEnd"/>
-      <w:r>
-        <w:rPr>
-          <w:sz w:val="20"/>
-          <w:szCs w:val="20"/>
-        </w:rPr>
-        <w:t xml:space="preserve">-top, </w:t>
-      </w:r>
-      <w:proofErr w:type="spellStart"/>
-      <w:r>
-        <w:rPr>
-          <w:sz w:val="20"/>
-          <w:szCs w:val="20"/>
-        </w:rPr>
-        <w:t>component-bottom</w:t>
-      </w:r>
-      <w:proofErr w:type="spellEnd"/>
-      <w:r>
-        <w:rPr>
-          <w:sz w:val="20"/>
-          <w:szCs w:val="20"/>
-        </w:rPr>
-        <w:t xml:space="preserve">, </w:t>
-      </w:r>
-      <w:proofErr w:type="spellStart"/>
-      <w:r>
-        <w:rPr>
-          <w:sz w:val="20"/>
-          <w:szCs w:val="20"/>
-        </w:rPr>
-        <w:t>footer</w:t>
-      </w:r>
-      <w:proofErr w:type="spellEnd"/>
-      <w:r>
-        <w:rPr>
-          <w:sz w:val="20"/>
-          <w:szCs w:val="20"/>
-        </w:rPr>
-        <w:t xml:space="preserve">-a, </w:t>
-      </w:r>
-      <w:proofErr w:type="spellStart"/>
-      <w:r>
-        <w:rPr>
-          <w:sz w:val="20"/>
-          <w:szCs w:val="20"/>
-        </w:rPr>
-        <w:t>footer</w:t>
-      </w:r>
-      <w:proofErr w:type="spellEnd"/>
-      <w:r>
-        <w:rPr>
-          <w:sz w:val="20"/>
-          <w:szCs w:val="20"/>
-        </w:rPr>
-        <w:t>-b, usw.)</w:t>
+        <w:t>omponent-top, component-bottom, footer-a, footer-b, usw.)</w:t>
       </w:r>
     </w:p>
     <w:p>
@@ -1549,39 +1420,7 @@
           <w:sz w:val="20"/>
           <w:szCs w:val="20"/>
         </w:rPr>
-        <w:t>Einbindung der Welcome-Modulposition (mittels Joomla an drei verschiedene Positionen (</w:t>
-      </w:r>
-      <w:proofErr w:type="spellStart"/>
-      <w:r>
-        <w:rPr>
-          <w:sz w:val="20"/>
-          <w:szCs w:val="20"/>
-        </w:rPr>
-        <w:t>start</w:t>
-      </w:r>
-      <w:proofErr w:type="spellEnd"/>
-      <w:r>
-        <w:rPr>
-          <w:sz w:val="20"/>
-          <w:szCs w:val="20"/>
-        </w:rPr>
-        <w:t xml:space="preserve">, </w:t>
-      </w:r>
-      <w:proofErr w:type="spellStart"/>
-      <w:r>
-        <w:rPr>
-          <w:sz w:val="20"/>
-          <w:szCs w:val="20"/>
-        </w:rPr>
-        <w:t>center</w:t>
-      </w:r>
-      <w:proofErr w:type="spellEnd"/>
-      <w:r>
-        <w:rPr>
-          <w:sz w:val="20"/>
-          <w:szCs w:val="20"/>
-        </w:rPr>
-        <w:t>, end) positionierbar)</w:t>
+        <w:t>Einbindung der Welcome-Modulposition (mittels Joomla an drei verschiedene Positionen (start, center, end) positionierbar)</w:t>
       </w:r>
     </w:p>
     <w:p>
@@ -1625,55 +1464,7 @@
           <w:sz w:val="20"/>
           <w:szCs w:val="20"/>
         </w:rPr>
-        <w:t>Menü bekommt drei verschiedene Modulpositionen als Möglichkeit (</w:t>
-      </w:r>
-      <w:proofErr w:type="spellStart"/>
-      <w:r>
-        <w:rPr>
-          <w:sz w:val="20"/>
-          <w:szCs w:val="20"/>
-        </w:rPr>
-        <w:t>menu</w:t>
-      </w:r>
-      <w:proofErr w:type="spellEnd"/>
-      <w:r>
-        <w:rPr>
-          <w:sz w:val="20"/>
-          <w:szCs w:val="20"/>
-        </w:rPr>
-        <w:t xml:space="preserve">, </w:t>
-      </w:r>
-      <w:proofErr w:type="spellStart"/>
-      <w:r>
-        <w:rPr>
-          <w:sz w:val="20"/>
-          <w:szCs w:val="20"/>
-        </w:rPr>
-        <w:t>menu</w:t>
-      </w:r>
-      <w:proofErr w:type="spellEnd"/>
-      <w:r>
-        <w:rPr>
-          <w:sz w:val="20"/>
-          <w:szCs w:val="20"/>
-        </w:rPr>
-        <w:t xml:space="preserve">-top, </w:t>
-      </w:r>
-      <w:proofErr w:type="spellStart"/>
-      <w:r>
-        <w:rPr>
-          <w:sz w:val="20"/>
-          <w:szCs w:val="20"/>
-        </w:rPr>
-        <w:t>menu-bottom</w:t>
-      </w:r>
-      <w:proofErr w:type="spellEnd"/>
-      <w:r>
-        <w:rPr>
-          <w:sz w:val="20"/>
-          <w:szCs w:val="20"/>
-        </w:rPr>
-        <w:t>)</w:t>
+        <w:t>Menü bekommt drei verschiedene Modulpositionen als Möglichkeit (menu, menu-top, menu-bottom)</w:t>
       </w:r>
     </w:p>
     <w:p>
@@ -1717,23 +1508,7 @@
           <w:sz w:val="20"/>
           <w:szCs w:val="20"/>
         </w:rPr>
-        <w:t xml:space="preserve">Einbindung der Möglichkeit zum Einschalten eines benutzerdefinierten </w:t>
-      </w:r>
-      <w:proofErr w:type="spellStart"/>
-      <w:r>
-        <w:rPr>
-          <w:sz w:val="20"/>
-          <w:szCs w:val="20"/>
-        </w:rPr>
-        <w:t>Cookiebanners</w:t>
-      </w:r>
-      <w:proofErr w:type="spellEnd"/>
-      <w:r>
-        <w:rPr>
-          <w:sz w:val="20"/>
-          <w:szCs w:val="20"/>
-        </w:rPr>
-        <w:t xml:space="preserve"> (später nicht mehr relevant)</w:t>
+        <w:t>Einbindung der Möglichkeit zum Einschalten eines benutzerdefinierten Cookiebanners (später nicht mehr relevant)</w:t>
       </w:r>
     </w:p>
     <w:p>
@@ -1827,23 +1602,7 @@
           <w:sz w:val="20"/>
           <w:szCs w:val="20"/>
         </w:rPr>
-        <w:t>Einbindung der Möglichkeit zur Nutzung eines Scroll-</w:t>
-      </w:r>
-      <w:proofErr w:type="spellStart"/>
-      <w:r>
-        <w:rPr>
-          <w:sz w:val="20"/>
-          <w:szCs w:val="20"/>
-        </w:rPr>
-        <w:t>to</w:t>
-      </w:r>
-      <w:proofErr w:type="spellEnd"/>
-      <w:r>
-        <w:rPr>
-          <w:sz w:val="20"/>
-          <w:szCs w:val="20"/>
-        </w:rPr>
-        <w:t>-top-Buttons</w:t>
+        <w:t>Einbindung der Möglichkeit zur Nutzung eines Scroll-to-top-Buttons</w:t>
       </w:r>
     </w:p>
     <w:p>
@@ -1865,23 +1624,7 @@
           <w:sz w:val="20"/>
           <w:szCs w:val="20"/>
         </w:rPr>
-        <w:t>Browser-</w:t>
-      </w:r>
-      <w:proofErr w:type="spellStart"/>
-      <w:r>
-        <w:rPr>
-          <w:sz w:val="20"/>
-          <w:szCs w:val="20"/>
-        </w:rPr>
-        <w:t>Scrollbar</w:t>
-      </w:r>
-      <w:proofErr w:type="spellEnd"/>
-      <w:r>
-        <w:rPr>
-          <w:sz w:val="20"/>
-          <w:szCs w:val="20"/>
-        </w:rPr>
-        <w:t xml:space="preserve"> kann individuell angepasst werden</w:t>
+        <w:t>Browser-Scrollbar kann individuell angepasst werden</w:t>
       </w:r>
     </w:p>
     <w:p>
@@ -1903,55 +1646,7 @@
           <w:sz w:val="20"/>
           <w:szCs w:val="20"/>
         </w:rPr>
-        <w:t xml:space="preserve">Äußere Hintergrundfarbe von den Modulpositionen </w:t>
-      </w:r>
-      <w:proofErr w:type="spellStart"/>
-      <w:r>
-        <w:rPr>
-          <w:sz w:val="20"/>
-          <w:szCs w:val="20"/>
-        </w:rPr>
-        <w:t>content</w:t>
-      </w:r>
-      <w:proofErr w:type="spellEnd"/>
-      <w:r>
-        <w:rPr>
-          <w:sz w:val="20"/>
-          <w:szCs w:val="20"/>
-        </w:rPr>
-        <w:t xml:space="preserve">, </w:t>
-      </w:r>
-      <w:proofErr w:type="spellStart"/>
-      <w:r>
-        <w:rPr>
-          <w:sz w:val="20"/>
-          <w:szCs w:val="20"/>
-        </w:rPr>
-        <w:t>component</w:t>
-      </w:r>
-      <w:proofErr w:type="spellEnd"/>
-      <w:r>
-        <w:rPr>
-          <w:sz w:val="20"/>
-          <w:szCs w:val="20"/>
-        </w:rPr>
-        <w:t xml:space="preserve">-top und </w:t>
-      </w:r>
-      <w:proofErr w:type="spellStart"/>
-      <w:r>
-        <w:rPr>
-          <w:sz w:val="20"/>
-          <w:szCs w:val="20"/>
-        </w:rPr>
-        <w:t>component-bottom</w:t>
-      </w:r>
-      <w:proofErr w:type="spellEnd"/>
-      <w:r>
-        <w:rPr>
-          <w:sz w:val="20"/>
-          <w:szCs w:val="20"/>
-        </w:rPr>
-        <w:t xml:space="preserve"> kann zusätzlich angepasst werden</w:t>
+        <w:t>Äußere Hintergrundfarbe von den Modulpositionen content, component-top und component-bottom kann zusätzlich angepasst werden</w:t>
       </w:r>
     </w:p>
     <w:p>
@@ -2125,23 +1820,7 @@
           <w:sz w:val="20"/>
           <w:szCs w:val="20"/>
         </w:rPr>
-        <w:t>Einbindung der Möglichkeit zur Nutzung eines Dark-Mode-</w:t>
-      </w:r>
-      <w:proofErr w:type="spellStart"/>
-      <w:r>
-        <w:rPr>
-          <w:sz w:val="20"/>
-          <w:szCs w:val="20"/>
-        </w:rPr>
-        <w:t>Toggle</w:t>
-      </w:r>
-      <w:proofErr w:type="spellEnd"/>
-      <w:r>
-        <w:rPr>
-          <w:sz w:val="20"/>
-          <w:szCs w:val="20"/>
-        </w:rPr>
-        <w:t>-Buttons</w:t>
+        <w:t>Einbindung der Möglichkeit zur Nutzung eines Dark-Mode-Toggle-Buttons</w:t>
       </w:r>
       <w:r>
         <w:rPr>
@@ -2172,23 +1851,7 @@
           <w:sz w:val="20"/>
           <w:szCs w:val="20"/>
         </w:rPr>
-        <w:t xml:space="preserve">Contact Modulposition zur Darstellung von bspw. Kontaktinformationen über </w:t>
-      </w:r>
-      <w:proofErr w:type="spellStart"/>
-      <w:r>
-        <w:rPr>
-          <w:sz w:val="20"/>
-          <w:szCs w:val="20"/>
-        </w:rPr>
-        <w:t>menu</w:t>
-      </w:r>
-      <w:proofErr w:type="spellEnd"/>
-      <w:r>
-        <w:rPr>
-          <w:sz w:val="20"/>
-          <w:szCs w:val="20"/>
-        </w:rPr>
-        <w:t xml:space="preserve"> hinzugefügt</w:t>
+        <w:t>Contact Modulposition zur Darstellung von bspw. Kontaktinformationen über menu hinzugefügt</w:t>
       </w:r>
     </w:p>
     <w:p>
@@ -2214,7 +1877,6 @@
         </w:rPr>
         <w:t xml:space="preserve">Auslagerung der CSS-Variablen aus der </w:t>
       </w:r>
-      <w:proofErr w:type="spellStart"/>
       <w:r>
         <w:rPr>
           <w:i/>
@@ -2223,7 +1885,6 @@
         </w:rPr>
         <w:t>index.php</w:t>
       </w:r>
-      <w:proofErr w:type="spellEnd"/>
       <w:r>
         <w:rPr>
           <w:sz w:val="20"/>
@@ -2253,23 +1914,7 @@
           <w:sz w:val="20"/>
           <w:szCs w:val="20"/>
         </w:rPr>
-        <w:t xml:space="preserve">Fahrt mit zu dem potenziellen Kunden Zweckverband </w:t>
-      </w:r>
-      <w:proofErr w:type="spellStart"/>
-      <w:r>
-        <w:rPr>
-          <w:sz w:val="20"/>
-          <w:szCs w:val="20"/>
-        </w:rPr>
-        <w:t>Parthenaue</w:t>
-      </w:r>
-      <w:proofErr w:type="spellEnd"/>
-      <w:r>
-        <w:rPr>
-          <w:sz w:val="20"/>
-          <w:szCs w:val="20"/>
-        </w:rPr>
-        <w:t>, welche eine neue Website wollen (Notizen zu eventuell fehlenden Elementen im Template)</w:t>
+        <w:t>Fahrt mit zu dem potenziellen Kunden Zweckverband Parthenaue, welche eine neue Website wollen (Notizen zu eventuell fehlenden Elementen im Template)</w:t>
       </w:r>
     </w:p>
     <w:p>
@@ -2321,7 +1966,6 @@
         </w:rPr>
         <w:t xml:space="preserve">Erstellung einer Datei </w:t>
       </w:r>
-      <w:proofErr w:type="spellStart"/>
       <w:r>
         <w:rPr>
           <w:bCs/>
@@ -2331,7 +1975,6 @@
         </w:rPr>
         <w:t>variables.php</w:t>
       </w:r>
-      <w:proofErr w:type="spellEnd"/>
       <w:r>
         <w:rPr>
           <w:bCs/>
@@ -2739,61 +2382,7 @@
           <w:sz w:val="20"/>
           <w:szCs w:val="20"/>
         </w:rPr>
-        <w:t xml:space="preserve">Box-Shadow für </w:t>
-      </w:r>
-      <w:proofErr w:type="spellStart"/>
-      <w:r>
-        <w:rPr>
-          <w:bCs/>
-          <w:sz w:val="20"/>
-          <w:szCs w:val="20"/>
-        </w:rPr>
-        <w:t>content</w:t>
-      </w:r>
-      <w:proofErr w:type="spellEnd"/>
-      <w:r>
-        <w:rPr>
-          <w:bCs/>
-          <w:sz w:val="20"/>
-          <w:szCs w:val="20"/>
-        </w:rPr>
-        <w:t xml:space="preserve">, </w:t>
-      </w:r>
-      <w:proofErr w:type="spellStart"/>
-      <w:r>
-        <w:rPr>
-          <w:bCs/>
-          <w:sz w:val="20"/>
-          <w:szCs w:val="20"/>
-        </w:rPr>
-        <w:t>component</w:t>
-      </w:r>
-      <w:proofErr w:type="spellEnd"/>
-      <w:r>
-        <w:rPr>
-          <w:bCs/>
-          <w:sz w:val="20"/>
-          <w:szCs w:val="20"/>
-        </w:rPr>
-        <w:t xml:space="preserve">-top und </w:t>
-      </w:r>
-      <w:proofErr w:type="spellStart"/>
-      <w:r>
-        <w:rPr>
-          <w:bCs/>
-          <w:sz w:val="20"/>
-          <w:szCs w:val="20"/>
-        </w:rPr>
-        <w:t>component-bottom</w:t>
-      </w:r>
-      <w:proofErr w:type="spellEnd"/>
-      <w:r>
-        <w:rPr>
-          <w:bCs/>
-          <w:sz w:val="20"/>
-          <w:szCs w:val="20"/>
-        </w:rPr>
-        <w:t xml:space="preserve"> hinzugefügt</w:t>
+        <w:t>Box-Shadow für content, component-top und component-bottom hinzugefügt</w:t>
       </w:r>
     </w:p>
     <w:p>
@@ -2893,25 +2482,7 @@
           <w:sz w:val="20"/>
           <w:szCs w:val="20"/>
         </w:rPr>
-        <w:t>Initial-</w:t>
-      </w:r>
-      <w:proofErr w:type="spellStart"/>
-      <w:r>
-        <w:rPr>
-          <w:bCs/>
-          <w:sz w:val="20"/>
-          <w:szCs w:val="20"/>
-        </w:rPr>
-        <w:t>scale</w:t>
-      </w:r>
-      <w:proofErr w:type="spellEnd"/>
-      <w:r>
-        <w:rPr>
-          <w:bCs/>
-          <w:sz w:val="20"/>
-          <w:szCs w:val="20"/>
-        </w:rPr>
-        <w:t>-Fehler aufgetaucht und behoben (kein Wechsel von der Desktop- zur Mobile-Version möglich)</w:t>
+        <w:t>Initial-scale-Fehler aufgetaucht und behoben (kein Wechsel von der Desktop- zur Mobile-Version möglich)</w:t>
       </w:r>
     </w:p>
     <w:p>
@@ -3005,7 +2576,6 @@
         </w:rPr>
         <w:t>(</w:t>
       </w:r>
-      <w:proofErr w:type="spellStart"/>
       <w:r>
         <w:rPr>
           <w:bCs/>
@@ -3015,7 +2585,6 @@
         </w:rPr>
         <w:t>variables.php</w:t>
       </w:r>
-      <w:proofErr w:type="spellEnd"/>
       <w:r>
         <w:rPr>
           <w:bCs/>
@@ -3561,41 +3130,13 @@
           <w:szCs w:val="20"/>
         </w:rPr>
       </w:pPr>
-      <w:proofErr w:type="spellStart"/>
-      <w:r>
-        <w:rPr>
-          <w:bCs/>
-          <w:sz w:val="20"/>
-          <w:szCs w:val="20"/>
-        </w:rPr>
-        <w:t>ToDo’s</w:t>
-      </w:r>
-      <w:proofErr w:type="spellEnd"/>
-      <w:r>
-        <w:rPr>
-          <w:bCs/>
-          <w:sz w:val="20"/>
-          <w:szCs w:val="20"/>
-        </w:rPr>
-        <w:t xml:space="preserve">: Menü erstellen, Footer mit jeweiligen Informationen befüllen, </w:t>
-      </w:r>
-      <w:proofErr w:type="spellStart"/>
-      <w:r>
-        <w:rPr>
-          <w:bCs/>
-          <w:sz w:val="20"/>
-          <w:szCs w:val="20"/>
-        </w:rPr>
-        <w:t>Breadcrumb</w:t>
-      </w:r>
-      <w:proofErr w:type="spellEnd"/>
-      <w:r>
-        <w:rPr>
-          <w:bCs/>
-          <w:sz w:val="20"/>
-          <w:szCs w:val="20"/>
-        </w:rPr>
-        <w:t>-Modul anpassen (Copyright)</w:t>
+      <w:r>
+        <w:rPr>
+          <w:bCs/>
+          <w:sz w:val="20"/>
+          <w:szCs w:val="20"/>
+        </w:rPr>
+        <w:t>ToDo’s: Menü erstellen, Footer mit jeweiligen Informationen befüllen, Breadcrumb-Modul anpassen (Copyright)</w:t>
       </w:r>
     </w:p>
     <w:p>
@@ -3719,43 +3260,7 @@
           <w:sz w:val="20"/>
           <w:szCs w:val="20"/>
         </w:rPr>
-        <w:t>CSS-</w:t>
-      </w:r>
-      <w:proofErr w:type="spellStart"/>
-      <w:r>
-        <w:rPr>
-          <w:bCs/>
-          <w:sz w:val="20"/>
-          <w:szCs w:val="20"/>
-        </w:rPr>
-        <w:t>Override</w:t>
-      </w:r>
-      <w:proofErr w:type="spellEnd"/>
-      <w:r>
-        <w:rPr>
-          <w:bCs/>
-          <w:sz w:val="20"/>
-          <w:szCs w:val="20"/>
-        </w:rPr>
-        <w:t xml:space="preserve"> für die Komponente an der Modulposition </w:t>
-      </w:r>
-      <w:proofErr w:type="spellStart"/>
-      <w:r>
-        <w:rPr>
-          <w:bCs/>
-          <w:sz w:val="20"/>
-          <w:szCs w:val="20"/>
-        </w:rPr>
-        <w:t>component</w:t>
-      </w:r>
-      <w:proofErr w:type="spellEnd"/>
-      <w:r>
-        <w:rPr>
-          <w:bCs/>
-          <w:sz w:val="20"/>
-          <w:szCs w:val="20"/>
-        </w:rPr>
-        <w:t>-top mittels Modulklassensuffixes</w:t>
+        <w:t>CSS-Override für die Komponente an der Modulposition component-top mittels Modulklassensuffixes</w:t>
       </w:r>
     </w:p>
     <w:p>
@@ -3928,43 +3433,7 @@
           <w:sz w:val="20"/>
           <w:szCs w:val="20"/>
         </w:rPr>
-        <w:t xml:space="preserve">Dropdown-Menü für eventuelle Menü-Unterpunkte hinzugefügt (Nutzung eines </w:t>
-      </w:r>
-      <w:proofErr w:type="spellStart"/>
-      <w:r>
-        <w:rPr>
-          <w:bCs/>
-          <w:sz w:val="20"/>
-          <w:szCs w:val="20"/>
-        </w:rPr>
-        <w:t>Overrides</w:t>
-      </w:r>
-      <w:proofErr w:type="spellEnd"/>
-      <w:r>
-        <w:rPr>
-          <w:bCs/>
-          <w:sz w:val="20"/>
-          <w:szCs w:val="20"/>
-        </w:rPr>
-        <w:t xml:space="preserve"> der Klasse </w:t>
-      </w:r>
-      <w:proofErr w:type="spellStart"/>
-      <w:r>
-        <w:rPr>
-          <w:bCs/>
-          <w:sz w:val="20"/>
-          <w:szCs w:val="20"/>
-        </w:rPr>
-        <w:t>mod_menu</w:t>
-      </w:r>
-      <w:proofErr w:type="spellEnd"/>
-      <w:r>
-        <w:rPr>
-          <w:bCs/>
-          <w:sz w:val="20"/>
-          <w:szCs w:val="20"/>
-        </w:rPr>
-        <w:t xml:space="preserve"> von Joomla)</w:t>
+        <w:t>Dropdown-Menü für eventuelle Menü-Unterpunkte hinzugefügt (Nutzung eines Overrides der Klasse mod_menu von Joomla)</w:t>
       </w:r>
     </w:p>
     <w:p>
@@ -4033,23 +3502,13 @@
           <w:szCs w:val="20"/>
         </w:rPr>
       </w:pPr>
-      <w:proofErr w:type="spellStart"/>
-      <w:r>
-        <w:rPr>
-          <w:bCs/>
-          <w:sz w:val="20"/>
-          <w:szCs w:val="20"/>
-        </w:rPr>
-        <w:t>Refaktorisierung</w:t>
-      </w:r>
-      <w:proofErr w:type="spellEnd"/>
-      <w:r>
-        <w:rPr>
-          <w:bCs/>
-          <w:sz w:val="20"/>
-          <w:szCs w:val="20"/>
-        </w:rPr>
-        <w:t xml:space="preserve"> der bestehenden Dateien</w:t>
+      <w:r>
+        <w:rPr>
+          <w:bCs/>
+          <w:sz w:val="20"/>
+          <w:szCs w:val="20"/>
+        </w:rPr>
+        <w:t>Refaktorisierung der bestehenden Dateien</w:t>
       </w:r>
     </w:p>
     <w:p>
@@ -4074,36 +3533,8 @@
           <w:sz w:val="20"/>
           <w:szCs w:val="20"/>
         </w:rPr>
-        <w:t xml:space="preserve">VS-Code </w:t>
-      </w:r>
-      <w:proofErr w:type="spellStart"/>
-      <w:r>
-        <w:rPr>
-          <w:bCs/>
-          <w:sz w:val="20"/>
-          <w:szCs w:val="20"/>
-        </w:rPr>
-        <w:t>Git-Versionierungsfehler</w:t>
-      </w:r>
-      <w:proofErr w:type="spellEnd"/>
-      <w:r>
-        <w:rPr>
-          <w:bCs/>
-          <w:sz w:val="20"/>
-          <w:szCs w:val="20"/>
-        </w:rPr>
-        <w:t xml:space="preserve"> aufgetaucht, Lösung ist der Wechsel zu </w:t>
-      </w:r>
-      <w:proofErr w:type="spellStart"/>
-      <w:r>
-        <w:rPr>
-          <w:bCs/>
-          <w:sz w:val="20"/>
-          <w:szCs w:val="20"/>
-        </w:rPr>
-        <w:t>IntelliJ</w:t>
-      </w:r>
-      <w:proofErr w:type="spellEnd"/>
+        <w:t>VS-Code Git-Versionierungsfehler aufgetaucht, Lösung ist der Wechsel zu IntelliJ</w:t>
+      </w:r>
     </w:p>
     <w:p>
       <w:pPr>
@@ -4160,25 +3591,7 @@
           <w:sz w:val="20"/>
           <w:szCs w:val="20"/>
         </w:rPr>
-        <w:t xml:space="preserve">Header-Erstellung (Menü erstellt, </w:t>
-      </w:r>
-      <w:proofErr w:type="gramStart"/>
-      <w:r>
-        <w:rPr>
-          <w:bCs/>
-          <w:sz w:val="20"/>
-          <w:szCs w:val="20"/>
-        </w:rPr>
-        <w:t>Logo</w:t>
-      </w:r>
-      <w:proofErr w:type="gramEnd"/>
-      <w:r>
-        <w:rPr>
-          <w:bCs/>
-          <w:sz w:val="20"/>
-          <w:szCs w:val="20"/>
-        </w:rPr>
-        <w:t xml:space="preserve"> eingefügt, Menüpunkte hinterlegt)</w:t>
+        <w:t>Header-Erstellung (Menü erstellt, Logo eingefügt, Menüpunkte hinterlegt)</w:t>
       </w:r>
     </w:p>
     <w:p>
@@ -4286,25 +3699,7 @@
           <w:sz w:val="20"/>
           <w:szCs w:val="20"/>
         </w:rPr>
-        <w:t xml:space="preserve">Zugang zur Cloud von </w:t>
-      </w:r>
-      <w:proofErr w:type="spellStart"/>
-      <w:r>
-        <w:rPr>
-          <w:bCs/>
-          <w:sz w:val="20"/>
-          <w:szCs w:val="20"/>
-        </w:rPr>
-        <w:t>ProSoft</w:t>
-      </w:r>
-      <w:proofErr w:type="spellEnd"/>
-      <w:r>
-        <w:rPr>
-          <w:bCs/>
-          <w:sz w:val="20"/>
-          <w:szCs w:val="20"/>
-        </w:rPr>
-        <w:t xml:space="preserve"> erhalten (Notizen, Bilder, usw. zu den Kundenwebsites vorhanden)</w:t>
+        <w:t>Zugang zur Cloud von ProSoft erhalten (Notizen, Bilder, usw. zu den Kundenwebsites vorhanden)</w:t>
       </w:r>
     </w:p>
     <w:p>
@@ -4354,25 +3749,7 @@
           <w:sz w:val="20"/>
           <w:szCs w:val="20"/>
         </w:rPr>
-        <w:t xml:space="preserve">Nutzung des Plugins </w:t>
-      </w:r>
-      <w:proofErr w:type="spellStart"/>
-      <w:r>
-        <w:rPr>
-          <w:bCs/>
-          <w:sz w:val="20"/>
-          <w:szCs w:val="20"/>
-        </w:rPr>
-        <w:t>Latest</w:t>
-      </w:r>
-      <w:proofErr w:type="spellEnd"/>
-      <w:r>
-        <w:rPr>
-          <w:bCs/>
-          <w:sz w:val="20"/>
-          <w:szCs w:val="20"/>
-        </w:rPr>
-        <w:t>-News-Enhanced zur responsiven Darstellung von News auf der Startseite</w:t>
+        <w:t>Nutzung des Plugins Latest-News-Enhanced zur responsiven Darstellung von News auf der Startseite</w:t>
       </w:r>
     </w:p>
     <w:p>
@@ -4917,25 +4294,7 @@
           <w:sz w:val="20"/>
           <w:szCs w:val="20"/>
         </w:rPr>
-        <w:t xml:space="preserve">Übertragung aller neuen Template-Anpassungen auf das </w:t>
-      </w:r>
-      <w:proofErr w:type="spellStart"/>
-      <w:r>
-        <w:rPr>
-          <w:bCs/>
-          <w:sz w:val="20"/>
-          <w:szCs w:val="20"/>
-        </w:rPr>
-        <w:t>Git</w:t>
-      </w:r>
-      <w:proofErr w:type="spellEnd"/>
-      <w:r>
-        <w:rPr>
-          <w:bCs/>
-          <w:sz w:val="20"/>
-          <w:szCs w:val="20"/>
-        </w:rPr>
-        <w:t>-Repository</w:t>
+        <w:t>Übertragung aller neuen Template-Anpassungen auf das Git-Repository</w:t>
       </w:r>
     </w:p>
     <w:p>
@@ -5076,25 +4435,7 @@
           <w:sz w:val="20"/>
           <w:szCs w:val="20"/>
         </w:rPr>
-        <w:t xml:space="preserve">4. Kachel bei der Modulposition </w:t>
-      </w:r>
-      <w:proofErr w:type="spellStart"/>
-      <w:r>
-        <w:rPr>
-          <w:bCs/>
-          <w:sz w:val="20"/>
-          <w:szCs w:val="20"/>
-        </w:rPr>
-        <w:t>component</w:t>
-      </w:r>
-      <w:proofErr w:type="spellEnd"/>
-      <w:r>
-        <w:rPr>
-          <w:bCs/>
-          <w:sz w:val="20"/>
-          <w:szCs w:val="20"/>
-        </w:rPr>
-        <w:t>-top als „Karriere“</w:t>
+        <w:t>4. Kachel bei der Modulposition component-top als „Karriere“</w:t>
       </w:r>
     </w:p>
     <w:p>
@@ -5617,23 +4958,13 @@
           <w:szCs w:val="20"/>
         </w:rPr>
       </w:pPr>
-      <w:proofErr w:type="spellStart"/>
-      <w:r>
-        <w:rPr>
-          <w:bCs/>
-          <w:sz w:val="20"/>
-          <w:szCs w:val="20"/>
-        </w:rPr>
-        <w:t>Refaktorisierung</w:t>
-      </w:r>
-      <w:proofErr w:type="spellEnd"/>
-      <w:r>
-        <w:rPr>
-          <w:bCs/>
-          <w:sz w:val="20"/>
-          <w:szCs w:val="20"/>
-        </w:rPr>
-        <w:t xml:space="preserve"> der Template-Dateien:</w:t>
+      <w:r>
+        <w:rPr>
+          <w:bCs/>
+          <w:sz w:val="20"/>
+          <w:szCs w:val="20"/>
+        </w:rPr>
+        <w:t>Refaktorisierung der Template-Dateien:</w:t>
       </w:r>
     </w:p>
     <w:p>
@@ -5708,61 +5039,7 @@
           <w:sz w:val="20"/>
           <w:szCs w:val="20"/>
         </w:rPr>
-        <w:t>Start mit den Core-Dateien des Templates (</w:t>
-      </w:r>
-      <w:proofErr w:type="spellStart"/>
-      <w:r>
-        <w:rPr>
-          <w:bCs/>
-          <w:sz w:val="20"/>
-          <w:szCs w:val="20"/>
-        </w:rPr>
-        <w:t>php</w:t>
-      </w:r>
-      <w:proofErr w:type="spellEnd"/>
-      <w:r>
-        <w:rPr>
-          <w:bCs/>
-          <w:sz w:val="20"/>
-          <w:szCs w:val="20"/>
-        </w:rPr>
-        <w:t xml:space="preserve">, </w:t>
-      </w:r>
-      <w:proofErr w:type="spellStart"/>
-      <w:r>
-        <w:rPr>
-          <w:bCs/>
-          <w:sz w:val="20"/>
-          <w:szCs w:val="20"/>
-        </w:rPr>
-        <w:t>xml</w:t>
-      </w:r>
-      <w:proofErr w:type="spellEnd"/>
-      <w:r>
-        <w:rPr>
-          <w:bCs/>
-          <w:sz w:val="20"/>
-          <w:szCs w:val="20"/>
-        </w:rPr>
-        <w:t xml:space="preserve">, </w:t>
-      </w:r>
-      <w:proofErr w:type="spellStart"/>
-      <w:r>
-        <w:rPr>
-          <w:bCs/>
-          <w:sz w:val="20"/>
-          <w:szCs w:val="20"/>
-        </w:rPr>
-        <w:t>json</w:t>
-      </w:r>
-      <w:proofErr w:type="spellEnd"/>
-      <w:r>
-        <w:rPr>
-          <w:bCs/>
-          <w:sz w:val="20"/>
-          <w:szCs w:val="20"/>
-        </w:rPr>
-        <w:t>)</w:t>
+        <w:t>Start mit den Core-Dateien des Templates (php, xml, json)</w:t>
       </w:r>
     </w:p>
     <w:p>
@@ -5812,25 +5089,7 @@
           <w:sz w:val="20"/>
           <w:szCs w:val="20"/>
         </w:rPr>
-        <w:t xml:space="preserve">Änderungen auf </w:t>
-      </w:r>
-      <w:proofErr w:type="spellStart"/>
-      <w:r>
-        <w:rPr>
-          <w:bCs/>
-          <w:sz w:val="20"/>
-          <w:szCs w:val="20"/>
-        </w:rPr>
-        <w:t>Git</w:t>
-      </w:r>
-      <w:proofErr w:type="spellEnd"/>
-      <w:r>
-        <w:rPr>
-          <w:bCs/>
-          <w:sz w:val="20"/>
-          <w:szCs w:val="20"/>
-        </w:rPr>
-        <w:t xml:space="preserve"> überführt</w:t>
+        <w:t>Änderungen auf Git überführt</w:t>
       </w:r>
     </w:p>
     <w:p>
@@ -5855,25 +5114,7 @@
           <w:sz w:val="20"/>
           <w:szCs w:val="20"/>
         </w:rPr>
-        <w:t xml:space="preserve">Überführung der Anpassungen durch die </w:t>
-      </w:r>
-      <w:proofErr w:type="spellStart"/>
-      <w:r>
-        <w:rPr>
-          <w:bCs/>
-          <w:sz w:val="20"/>
-          <w:szCs w:val="20"/>
-        </w:rPr>
-        <w:t>Refaktorisierung</w:t>
-      </w:r>
-      <w:proofErr w:type="spellEnd"/>
-      <w:r>
-        <w:rPr>
-          <w:bCs/>
-          <w:sz w:val="20"/>
-          <w:szCs w:val="20"/>
-        </w:rPr>
-        <w:t xml:space="preserve"> auf alle anderen Projekte (keinerlei Probleme entstanden / vorhanden)</w:t>
+        <w:t>Überführung der Anpassungen durch die Refaktorisierung auf alle anderen Projekte (keinerlei Probleme entstanden / vorhanden)</w:t>
       </w:r>
     </w:p>
     <w:p>
@@ -6039,25 +5280,7 @@
           <w:sz w:val="20"/>
           <w:szCs w:val="20"/>
         </w:rPr>
-        <w:t xml:space="preserve">Erstellung eines </w:t>
-      </w:r>
-      <w:proofErr w:type="spellStart"/>
-      <w:r>
-        <w:rPr>
-          <w:bCs/>
-          <w:sz w:val="20"/>
-          <w:szCs w:val="20"/>
-        </w:rPr>
-        <w:t>Git-Repositorys</w:t>
-      </w:r>
-      <w:proofErr w:type="spellEnd"/>
-      <w:r>
-        <w:rPr>
-          <w:bCs/>
-          <w:sz w:val="20"/>
-          <w:szCs w:val="20"/>
-        </w:rPr>
-        <w:t xml:space="preserve"> für die Arbeit am Praktikumsbericht</w:t>
+        <w:t>Erstellung eines Git-Repositorys für die Arbeit am Praktikumsbericht</w:t>
       </w:r>
     </w:p>
     <w:p>
@@ -6590,25 +5813,7 @@
           <w:sz w:val="20"/>
           <w:szCs w:val="20"/>
         </w:rPr>
-        <w:t>Einbindung der Cookie-</w:t>
-      </w:r>
-      <w:proofErr w:type="spellStart"/>
-      <w:r>
-        <w:rPr>
-          <w:bCs/>
-          <w:sz w:val="20"/>
-          <w:szCs w:val="20"/>
-        </w:rPr>
-        <w:t>Consent</w:t>
-      </w:r>
-      <w:proofErr w:type="spellEnd"/>
-      <w:r>
-        <w:rPr>
-          <w:bCs/>
-          <w:sz w:val="20"/>
-          <w:szCs w:val="20"/>
-        </w:rPr>
-        <w:t xml:space="preserve"> Komponente in alle Website-Entwürfe und Gestaltung dieser entsprechend dem jeweiligen Website-Entwurf</w:t>
+        <w:t>Einbindung der Cookie-Consent Komponente in alle Website-Entwürfe und Gestaltung dieser entsprechend dem jeweiligen Website-Entwurf</w:t>
       </w:r>
     </w:p>
     <w:p>
@@ -6751,6 +5956,256 @@
           <w:szCs w:val="20"/>
         </w:rPr>
         <w:t>KW04</w:t>
+      </w:r>
+    </w:p>
+    <w:p>
+      <w:pPr>
+        <w:pStyle w:val="Listenabsatz"/>
+        <w:numPr>
+          <w:ilvl w:val="1"/>
+          <w:numId w:val="5"/>
+        </w:numPr>
+        <w:spacing w:line="276" w:lineRule="auto"/>
+        <w:jc w:val="both"/>
+        <w:rPr>
+          <w:b/>
+          <w:bCs/>
+          <w:sz w:val="20"/>
+          <w:szCs w:val="20"/>
+        </w:rPr>
+      </w:pPr>
+      <w:r>
+        <w:rPr>
+          <w:bCs/>
+          <w:sz w:val="20"/>
+          <w:szCs w:val="20"/>
+        </w:rPr>
+        <w:t>Feedback zum 1. Website-Entwurf erneut erhalten (nun sollen die Bilder angepasst werden</w:t>
+      </w:r>
+    </w:p>
+    <w:p>
+      <w:pPr>
+        <w:pStyle w:val="Listenabsatz"/>
+        <w:numPr>
+          <w:ilvl w:val="2"/>
+          <w:numId w:val="5"/>
+        </w:numPr>
+        <w:spacing w:line="276" w:lineRule="auto"/>
+        <w:jc w:val="both"/>
+        <w:rPr>
+          <w:b/>
+          <w:bCs/>
+          <w:sz w:val="20"/>
+          <w:szCs w:val="20"/>
+        </w:rPr>
+      </w:pPr>
+      <w:r>
+        <w:rPr>
+          <w:bCs/>
+          <w:sz w:val="20"/>
+          <w:szCs w:val="20"/>
+        </w:rPr>
+        <w:t>Zugriff auf ProSoft-Cloud erhalten von Herrn Krippner</w:t>
+      </w:r>
+    </w:p>
+    <w:p>
+      <w:pPr>
+        <w:pStyle w:val="Listenabsatz"/>
+        <w:numPr>
+          <w:ilvl w:val="2"/>
+          <w:numId w:val="5"/>
+        </w:numPr>
+        <w:spacing w:line="276" w:lineRule="auto"/>
+        <w:jc w:val="both"/>
+        <w:rPr>
+          <w:b/>
+          <w:bCs/>
+          <w:sz w:val="20"/>
+          <w:szCs w:val="20"/>
+        </w:rPr>
+      </w:pPr>
+      <w:r>
+        <w:rPr>
+          <w:bCs/>
+          <w:sz w:val="20"/>
+          <w:szCs w:val="20"/>
+        </w:rPr>
+        <w:t>Komprimierung der Bilder in der Pixel- und Dateigröße, da diese unverhältnismäßig groß waren</w:t>
+      </w:r>
+    </w:p>
+    <w:p>
+      <w:pPr>
+        <w:pStyle w:val="Listenabsatz"/>
+        <w:numPr>
+          <w:ilvl w:val="2"/>
+          <w:numId w:val="5"/>
+        </w:numPr>
+        <w:spacing w:line="276" w:lineRule="auto"/>
+        <w:jc w:val="both"/>
+        <w:rPr>
+          <w:b/>
+          <w:bCs/>
+          <w:sz w:val="20"/>
+          <w:szCs w:val="20"/>
+        </w:rPr>
+      </w:pPr>
+      <w:r>
+        <w:rPr>
+          <w:bCs/>
+          <w:sz w:val="20"/>
+          <w:szCs w:val="20"/>
+        </w:rPr>
+        <w:t>Einbindung der Bilder auf der Website</w:t>
+      </w:r>
+    </w:p>
+    <w:p>
+      <w:pPr>
+        <w:pStyle w:val="Listenabsatz"/>
+        <w:numPr>
+          <w:ilvl w:val="1"/>
+          <w:numId w:val="5"/>
+        </w:numPr>
+        <w:spacing w:line="276" w:lineRule="auto"/>
+        <w:jc w:val="both"/>
+        <w:rPr>
+          <w:b/>
+          <w:bCs/>
+          <w:sz w:val="20"/>
+          <w:szCs w:val="20"/>
+        </w:rPr>
+      </w:pPr>
+      <w:r>
+        <w:rPr>
+          <w:bCs/>
+          <w:sz w:val="20"/>
+          <w:szCs w:val="20"/>
+        </w:rPr>
+        <w:t>Ausbesserung von kleineren Fehlern bei den anderen Website-Entwürfen (Rechtschreibfehler, Abstände, Farben, usw.)</w:t>
+      </w:r>
+    </w:p>
+    <w:p>
+      <w:pPr>
+        <w:pStyle w:val="Listenabsatz"/>
+        <w:numPr>
+          <w:ilvl w:val="1"/>
+          <w:numId w:val="5"/>
+        </w:numPr>
+        <w:spacing w:line="276" w:lineRule="auto"/>
+        <w:jc w:val="both"/>
+        <w:rPr>
+          <w:b/>
+          <w:bCs/>
+          <w:sz w:val="20"/>
+          <w:szCs w:val="20"/>
+        </w:rPr>
+      </w:pPr>
+      <w:r>
+        <w:rPr>
+          <w:bCs/>
+          <w:sz w:val="20"/>
+          <w:szCs w:val="20"/>
+        </w:rPr>
+        <w:t>Arbeit am Praktikumsbericht fortgesetzt (Bilder sind nun vollständig für den Anhang)</w:t>
+      </w:r>
+    </w:p>
+    <w:p>
+      <w:pPr>
+        <w:pStyle w:val="Listenabsatz"/>
+        <w:numPr>
+          <w:ilvl w:val="1"/>
+          <w:numId w:val="5"/>
+        </w:numPr>
+        <w:spacing w:line="276" w:lineRule="auto"/>
+        <w:jc w:val="both"/>
+        <w:rPr>
+          <w:b/>
+          <w:bCs/>
+          <w:sz w:val="20"/>
+          <w:szCs w:val="20"/>
+        </w:rPr>
+      </w:pPr>
+      <w:r>
+        <w:rPr>
+          <w:bCs/>
+          <w:sz w:val="20"/>
+          <w:szCs w:val="20"/>
+        </w:rPr>
+        <w:t>Nutzung von Overleaf mit LateX zur Erstellung des Berichts</w:t>
+      </w:r>
+    </w:p>
+    <w:p>
+      <w:pPr>
+        <w:pStyle w:val="Listenabsatz"/>
+        <w:numPr>
+          <w:ilvl w:val="2"/>
+          <w:numId w:val="5"/>
+        </w:numPr>
+        <w:spacing w:line="276" w:lineRule="auto"/>
+        <w:jc w:val="both"/>
+        <w:rPr>
+          <w:b/>
+          <w:bCs/>
+          <w:sz w:val="20"/>
+          <w:szCs w:val="20"/>
+        </w:rPr>
+      </w:pPr>
+      <w:r>
+        <w:rPr>
+          <w:bCs/>
+          <w:sz w:val="20"/>
+          <w:szCs w:val="20"/>
+        </w:rPr>
+        <w:t>Deckblatt angelegt mit allen notwendigen Informationen</w:t>
+      </w:r>
+    </w:p>
+    <w:p>
+      <w:pPr>
+        <w:pStyle w:val="Listenabsatz"/>
+        <w:numPr>
+          <w:ilvl w:val="2"/>
+          <w:numId w:val="5"/>
+        </w:numPr>
+        <w:spacing w:line="276" w:lineRule="auto"/>
+        <w:jc w:val="both"/>
+        <w:rPr>
+          <w:b/>
+          <w:bCs/>
+          <w:sz w:val="20"/>
+          <w:szCs w:val="20"/>
+        </w:rPr>
+      </w:pPr>
+      <w:r>
+        <w:rPr>
+          <w:bCs/>
+          <w:sz w:val="20"/>
+          <w:szCs w:val="20"/>
+        </w:rPr>
+        <w:t>Inhaltsverzeichnis angelegt, welches sich automatisch weiter aktualisiert</w:t>
+      </w:r>
+    </w:p>
+    <w:p>
+      <w:pPr>
+        <w:pStyle w:val="Listenabsatz"/>
+        <w:numPr>
+          <w:ilvl w:val="2"/>
+          <w:numId w:val="5"/>
+        </w:numPr>
+        <w:spacing w:line="276" w:lineRule="auto"/>
+        <w:jc w:val="both"/>
+        <w:rPr>
+          <w:b/>
+          <w:bCs/>
+          <w:sz w:val="20"/>
+          <w:szCs w:val="20"/>
+        </w:rPr>
+      </w:pPr>
+      <w:r>
+        <w:rPr>
+          <w:bCs/>
+          <w:sz w:val="20"/>
+          <w:szCs w:val="20"/>
+        </w:rPr>
+        <w:t>Einleitung und Vorstellung des Unternehmens soweit fertiggestellt</w:t>
       </w:r>
     </w:p>
     <w:p>

--- a/Bericht/docs/Praktikumsbericht_Notizen.docx
+++ b/Bericht/docs/Praktikumsbericht_Notizen.docx
@@ -350,8 +350,17 @@
           <w:sz w:val="20"/>
           <w:szCs w:val="20"/>
         </w:rPr>
-        <w:t xml:space="preserve"> einer Desktop- und Mobile-Template-Design-Idee via Canva</w:t>
-      </w:r>
+        <w:t xml:space="preserve"> einer Desktop- und Mobile-Template-Design-Idee via </w:t>
+      </w:r>
+      <w:proofErr w:type="spellStart"/>
+      <w:r>
+        <w:rPr>
+          <w:sz w:val="20"/>
+          <w:szCs w:val="20"/>
+        </w:rPr>
+        <w:t>Canva</w:t>
+      </w:r>
+      <w:proofErr w:type="spellEnd"/>
     </w:p>
     <w:p>
       <w:pPr>
@@ -702,8 +711,49 @@
           <w:sz w:val="20"/>
           <w:szCs w:val="20"/>
         </w:rPr>
-        <w:t>Installation von Git und Herstellung der Verbindung zum Git-Repository von ProSoft</w:t>
-      </w:r>
+        <w:t xml:space="preserve">Installation von </w:t>
+      </w:r>
+      <w:proofErr w:type="spellStart"/>
+      <w:r>
+        <w:rPr>
+          <w:sz w:val="20"/>
+          <w:szCs w:val="20"/>
+        </w:rPr>
+        <w:t>Git</w:t>
+      </w:r>
+      <w:proofErr w:type="spellEnd"/>
+      <w:r>
+        <w:rPr>
+          <w:sz w:val="20"/>
+          <w:szCs w:val="20"/>
+        </w:rPr>
+        <w:t xml:space="preserve"> und Herstellung der Verbindung zum </w:t>
+      </w:r>
+      <w:proofErr w:type="spellStart"/>
+      <w:r>
+        <w:rPr>
+          <w:sz w:val="20"/>
+          <w:szCs w:val="20"/>
+        </w:rPr>
+        <w:t>Git</w:t>
+      </w:r>
+      <w:proofErr w:type="spellEnd"/>
+      <w:r>
+        <w:rPr>
+          <w:sz w:val="20"/>
+          <w:szCs w:val="20"/>
+        </w:rPr>
+        <w:t xml:space="preserve">-Repository von </w:t>
+      </w:r>
+      <w:proofErr w:type="spellStart"/>
+      <w:r>
+        <w:rPr>
+          <w:sz w:val="20"/>
+          <w:szCs w:val="20"/>
+        </w:rPr>
+        <w:t>ProSoft</w:t>
+      </w:r>
+      <w:proofErr w:type="spellEnd"/>
     </w:p>
     <w:p>
       <w:pPr>
@@ -756,6 +806,7 @@
         </w:rPr>
         <w:t xml:space="preserve">Durchforsten der </w:t>
       </w:r>
+      <w:proofErr w:type="spellStart"/>
       <w:r>
         <w:rPr>
           <w:i/>
@@ -764,6 +815,7 @@
         </w:rPr>
         <w:t>index.php</w:t>
       </w:r>
+      <w:proofErr w:type="spellEnd"/>
       <w:r>
         <w:rPr>
           <w:sz w:val="20"/>
@@ -816,6 +868,7 @@
         </w:rPr>
         <w:t xml:space="preserve">und </w:t>
       </w:r>
+      <w:proofErr w:type="spellStart"/>
       <w:r>
         <w:rPr>
           <w:i/>
@@ -824,6 +877,7 @@
         </w:rPr>
         <w:t>index.php</w:t>
       </w:r>
+      <w:proofErr w:type="spellEnd"/>
     </w:p>
     <w:p>
       <w:pPr>
@@ -1020,8 +1074,17 @@
           <w:sz w:val="20"/>
           <w:szCs w:val="20"/>
         </w:rPr>
-        <w:t>Einbindung des Footers</w:t>
-      </w:r>
+        <w:t xml:space="preserve">Einbindung des </w:t>
+      </w:r>
+      <w:proofErr w:type="spellStart"/>
+      <w:r>
+        <w:rPr>
+          <w:sz w:val="20"/>
+          <w:szCs w:val="20"/>
+        </w:rPr>
+        <w:t>Footers</w:t>
+      </w:r>
+      <w:proofErr w:type="spellEnd"/>
       <w:r>
         <w:rPr>
           <w:sz w:val="20"/>
@@ -1372,6 +1435,7 @@
         </w:rPr>
         <w:t>Farbanpassung der verschiedenen Modulpositionen ist möglich (</w:t>
       </w:r>
+      <w:proofErr w:type="spellStart"/>
       <w:r>
         <w:rPr>
           <w:sz w:val="20"/>
@@ -1384,8 +1448,17 @@
           <w:sz w:val="20"/>
           <w:szCs w:val="20"/>
         </w:rPr>
-        <w:t xml:space="preserve">ontent, </w:t>
-      </w:r>
+        <w:t>ontent</w:t>
+      </w:r>
+      <w:proofErr w:type="spellEnd"/>
+      <w:r>
+        <w:rPr>
+          <w:sz w:val="20"/>
+          <w:szCs w:val="20"/>
+        </w:rPr>
+        <w:t xml:space="preserve">, </w:t>
+      </w:r>
+      <w:proofErr w:type="spellStart"/>
       <w:r>
         <w:rPr>
           <w:sz w:val="20"/>
@@ -1398,7 +1471,63 @@
           <w:sz w:val="20"/>
           <w:szCs w:val="20"/>
         </w:rPr>
-        <w:t>omponent-top, component-bottom, footer-a, footer-b, usw.)</w:t>
+        <w:t>omponent</w:t>
+      </w:r>
+      <w:proofErr w:type="spellEnd"/>
+      <w:r>
+        <w:rPr>
+          <w:sz w:val="20"/>
+          <w:szCs w:val="20"/>
+        </w:rPr>
+        <w:t xml:space="preserve">-top, </w:t>
+      </w:r>
+      <w:proofErr w:type="spellStart"/>
+      <w:r>
+        <w:rPr>
+          <w:sz w:val="20"/>
+          <w:szCs w:val="20"/>
+        </w:rPr>
+        <w:t>component-bottom</w:t>
+      </w:r>
+      <w:proofErr w:type="spellEnd"/>
+      <w:r>
+        <w:rPr>
+          <w:sz w:val="20"/>
+          <w:szCs w:val="20"/>
+        </w:rPr>
+        <w:t xml:space="preserve">, </w:t>
+      </w:r>
+      <w:proofErr w:type="spellStart"/>
+      <w:r>
+        <w:rPr>
+          <w:sz w:val="20"/>
+          <w:szCs w:val="20"/>
+        </w:rPr>
+        <w:t>footer</w:t>
+      </w:r>
+      <w:proofErr w:type="spellEnd"/>
+      <w:r>
+        <w:rPr>
+          <w:sz w:val="20"/>
+          <w:szCs w:val="20"/>
+        </w:rPr>
+        <w:t xml:space="preserve">-a, </w:t>
+      </w:r>
+      <w:proofErr w:type="spellStart"/>
+      <w:r>
+        <w:rPr>
+          <w:sz w:val="20"/>
+          <w:szCs w:val="20"/>
+        </w:rPr>
+        <w:t>footer</w:t>
+      </w:r>
+      <w:proofErr w:type="spellEnd"/>
+      <w:r>
+        <w:rPr>
+          <w:sz w:val="20"/>
+          <w:szCs w:val="20"/>
+        </w:rPr>
+        <w:t>-b, usw.)</w:t>
       </w:r>
     </w:p>
     <w:p>
@@ -1420,7 +1549,39 @@
           <w:sz w:val="20"/>
           <w:szCs w:val="20"/>
         </w:rPr>
-        <w:t>Einbindung der Welcome-Modulposition (mittels Joomla an drei verschiedene Positionen (start, center, end) positionierbar)</w:t>
+        <w:t>Einbindung der Welcome-Modulposition (mittels Joomla an drei verschiedene Positionen (</w:t>
+      </w:r>
+      <w:proofErr w:type="spellStart"/>
+      <w:r>
+        <w:rPr>
+          <w:sz w:val="20"/>
+          <w:szCs w:val="20"/>
+        </w:rPr>
+        <w:t>start</w:t>
+      </w:r>
+      <w:proofErr w:type="spellEnd"/>
+      <w:r>
+        <w:rPr>
+          <w:sz w:val="20"/>
+          <w:szCs w:val="20"/>
+        </w:rPr>
+        <w:t xml:space="preserve">, </w:t>
+      </w:r>
+      <w:proofErr w:type="spellStart"/>
+      <w:r>
+        <w:rPr>
+          <w:sz w:val="20"/>
+          <w:szCs w:val="20"/>
+        </w:rPr>
+        <w:t>center</w:t>
+      </w:r>
+      <w:proofErr w:type="spellEnd"/>
+      <w:r>
+        <w:rPr>
+          <w:sz w:val="20"/>
+          <w:szCs w:val="20"/>
+        </w:rPr>
+        <w:t>, end) positionierbar)</w:t>
       </w:r>
     </w:p>
     <w:p>
@@ -1464,7 +1625,55 @@
           <w:sz w:val="20"/>
           <w:szCs w:val="20"/>
         </w:rPr>
-        <w:t>Menü bekommt drei verschiedene Modulpositionen als Möglichkeit (menu, menu-top, menu-bottom)</w:t>
+        <w:t>Menü bekommt drei verschiedene Modulpositionen als Möglichkeit (</w:t>
+      </w:r>
+      <w:proofErr w:type="spellStart"/>
+      <w:r>
+        <w:rPr>
+          <w:sz w:val="20"/>
+          <w:szCs w:val="20"/>
+        </w:rPr>
+        <w:t>menu</w:t>
+      </w:r>
+      <w:proofErr w:type="spellEnd"/>
+      <w:r>
+        <w:rPr>
+          <w:sz w:val="20"/>
+          <w:szCs w:val="20"/>
+        </w:rPr>
+        <w:t xml:space="preserve">, </w:t>
+      </w:r>
+      <w:proofErr w:type="spellStart"/>
+      <w:r>
+        <w:rPr>
+          <w:sz w:val="20"/>
+          <w:szCs w:val="20"/>
+        </w:rPr>
+        <w:t>menu</w:t>
+      </w:r>
+      <w:proofErr w:type="spellEnd"/>
+      <w:r>
+        <w:rPr>
+          <w:sz w:val="20"/>
+          <w:szCs w:val="20"/>
+        </w:rPr>
+        <w:t xml:space="preserve">-top, </w:t>
+      </w:r>
+      <w:proofErr w:type="spellStart"/>
+      <w:r>
+        <w:rPr>
+          <w:sz w:val="20"/>
+          <w:szCs w:val="20"/>
+        </w:rPr>
+        <w:t>menu-bottom</w:t>
+      </w:r>
+      <w:proofErr w:type="spellEnd"/>
+      <w:r>
+        <w:rPr>
+          <w:sz w:val="20"/>
+          <w:szCs w:val="20"/>
+        </w:rPr>
+        <w:t>)</w:t>
       </w:r>
     </w:p>
     <w:p>
@@ -1508,7 +1717,23 @@
           <w:sz w:val="20"/>
           <w:szCs w:val="20"/>
         </w:rPr>
-        <w:t>Einbindung der Möglichkeit zum Einschalten eines benutzerdefinierten Cookiebanners (später nicht mehr relevant)</w:t>
+        <w:t xml:space="preserve">Einbindung der Möglichkeit zum Einschalten eines benutzerdefinierten </w:t>
+      </w:r>
+      <w:proofErr w:type="spellStart"/>
+      <w:r>
+        <w:rPr>
+          <w:sz w:val="20"/>
+          <w:szCs w:val="20"/>
+        </w:rPr>
+        <w:t>Cookiebanners</w:t>
+      </w:r>
+      <w:proofErr w:type="spellEnd"/>
+      <w:r>
+        <w:rPr>
+          <w:sz w:val="20"/>
+          <w:szCs w:val="20"/>
+        </w:rPr>
+        <w:t xml:space="preserve"> (später nicht mehr relevant)</w:t>
       </w:r>
     </w:p>
     <w:p>
@@ -1602,7 +1827,23 @@
           <w:sz w:val="20"/>
           <w:szCs w:val="20"/>
         </w:rPr>
-        <w:t>Einbindung der Möglichkeit zur Nutzung eines Scroll-to-top-Buttons</w:t>
+        <w:t>Einbindung der Möglichkeit zur Nutzung eines Scroll-</w:t>
+      </w:r>
+      <w:proofErr w:type="spellStart"/>
+      <w:r>
+        <w:rPr>
+          <w:sz w:val="20"/>
+          <w:szCs w:val="20"/>
+        </w:rPr>
+        <w:t>to</w:t>
+      </w:r>
+      <w:proofErr w:type="spellEnd"/>
+      <w:r>
+        <w:rPr>
+          <w:sz w:val="20"/>
+          <w:szCs w:val="20"/>
+        </w:rPr>
+        <w:t>-top-Buttons</w:t>
       </w:r>
     </w:p>
     <w:p>
@@ -1624,7 +1865,23 @@
           <w:sz w:val="20"/>
           <w:szCs w:val="20"/>
         </w:rPr>
-        <w:t>Browser-Scrollbar kann individuell angepasst werden</w:t>
+        <w:t>Browser-</w:t>
+      </w:r>
+      <w:proofErr w:type="spellStart"/>
+      <w:r>
+        <w:rPr>
+          <w:sz w:val="20"/>
+          <w:szCs w:val="20"/>
+        </w:rPr>
+        <w:t>Scrollbar</w:t>
+      </w:r>
+      <w:proofErr w:type="spellEnd"/>
+      <w:r>
+        <w:rPr>
+          <w:sz w:val="20"/>
+          <w:szCs w:val="20"/>
+        </w:rPr>
+        <w:t xml:space="preserve"> kann individuell angepasst werden</w:t>
       </w:r>
     </w:p>
     <w:p>
@@ -1646,7 +1903,55 @@
           <w:sz w:val="20"/>
           <w:szCs w:val="20"/>
         </w:rPr>
-        <w:t>Äußere Hintergrundfarbe von den Modulpositionen content, component-top und component-bottom kann zusätzlich angepasst werden</w:t>
+        <w:t xml:space="preserve">Äußere Hintergrundfarbe von den Modulpositionen </w:t>
+      </w:r>
+      <w:proofErr w:type="spellStart"/>
+      <w:r>
+        <w:rPr>
+          <w:sz w:val="20"/>
+          <w:szCs w:val="20"/>
+        </w:rPr>
+        <w:t>content</w:t>
+      </w:r>
+      <w:proofErr w:type="spellEnd"/>
+      <w:r>
+        <w:rPr>
+          <w:sz w:val="20"/>
+          <w:szCs w:val="20"/>
+        </w:rPr>
+        <w:t xml:space="preserve">, </w:t>
+      </w:r>
+      <w:proofErr w:type="spellStart"/>
+      <w:r>
+        <w:rPr>
+          <w:sz w:val="20"/>
+          <w:szCs w:val="20"/>
+        </w:rPr>
+        <w:t>component</w:t>
+      </w:r>
+      <w:proofErr w:type="spellEnd"/>
+      <w:r>
+        <w:rPr>
+          <w:sz w:val="20"/>
+          <w:szCs w:val="20"/>
+        </w:rPr>
+        <w:t xml:space="preserve">-top und </w:t>
+      </w:r>
+      <w:proofErr w:type="spellStart"/>
+      <w:r>
+        <w:rPr>
+          <w:sz w:val="20"/>
+          <w:szCs w:val="20"/>
+        </w:rPr>
+        <w:t>component-bottom</w:t>
+      </w:r>
+      <w:proofErr w:type="spellEnd"/>
+      <w:r>
+        <w:rPr>
+          <w:sz w:val="20"/>
+          <w:szCs w:val="20"/>
+        </w:rPr>
+        <w:t xml:space="preserve"> kann zusätzlich angepasst werden</w:t>
       </w:r>
     </w:p>
     <w:p>
@@ -1820,7 +2125,23 @@
           <w:sz w:val="20"/>
           <w:szCs w:val="20"/>
         </w:rPr>
-        <w:t>Einbindung der Möglichkeit zur Nutzung eines Dark-Mode-Toggle-Buttons</w:t>
+        <w:t>Einbindung der Möglichkeit zur Nutzung eines Dark-Mode-</w:t>
+      </w:r>
+      <w:proofErr w:type="spellStart"/>
+      <w:r>
+        <w:rPr>
+          <w:sz w:val="20"/>
+          <w:szCs w:val="20"/>
+        </w:rPr>
+        <w:t>Toggle</w:t>
+      </w:r>
+      <w:proofErr w:type="spellEnd"/>
+      <w:r>
+        <w:rPr>
+          <w:sz w:val="20"/>
+          <w:szCs w:val="20"/>
+        </w:rPr>
+        <w:t>-Buttons</w:t>
       </w:r>
       <w:r>
         <w:rPr>
@@ -1851,7 +2172,23 @@
           <w:sz w:val="20"/>
           <w:szCs w:val="20"/>
         </w:rPr>
-        <w:t>Contact Modulposition zur Darstellung von bspw. Kontaktinformationen über menu hinzugefügt</w:t>
+        <w:t xml:space="preserve">Contact Modulposition zur Darstellung von bspw. Kontaktinformationen über </w:t>
+      </w:r>
+      <w:proofErr w:type="spellStart"/>
+      <w:r>
+        <w:rPr>
+          <w:sz w:val="20"/>
+          <w:szCs w:val="20"/>
+        </w:rPr>
+        <w:t>menu</w:t>
+      </w:r>
+      <w:proofErr w:type="spellEnd"/>
+      <w:r>
+        <w:rPr>
+          <w:sz w:val="20"/>
+          <w:szCs w:val="20"/>
+        </w:rPr>
+        <w:t xml:space="preserve"> hinzugefügt</w:t>
       </w:r>
     </w:p>
     <w:p>
@@ -1877,6 +2214,7 @@
         </w:rPr>
         <w:t xml:space="preserve">Auslagerung der CSS-Variablen aus der </w:t>
       </w:r>
+      <w:proofErr w:type="spellStart"/>
       <w:r>
         <w:rPr>
           <w:i/>
@@ -1885,6 +2223,7 @@
         </w:rPr>
         <w:t>index.php</w:t>
       </w:r>
+      <w:proofErr w:type="spellEnd"/>
       <w:r>
         <w:rPr>
           <w:sz w:val="20"/>
@@ -1914,7 +2253,23 @@
           <w:sz w:val="20"/>
           <w:szCs w:val="20"/>
         </w:rPr>
-        <w:t>Fahrt mit zu dem potenziellen Kunden Zweckverband Parthenaue, welche eine neue Website wollen (Notizen zu eventuell fehlenden Elementen im Template)</w:t>
+        <w:t xml:space="preserve">Fahrt mit zu dem potenziellen Kunden Zweckverband </w:t>
+      </w:r>
+      <w:proofErr w:type="spellStart"/>
+      <w:r>
+        <w:rPr>
+          <w:sz w:val="20"/>
+          <w:szCs w:val="20"/>
+        </w:rPr>
+        <w:t>Parthenaue</w:t>
+      </w:r>
+      <w:proofErr w:type="spellEnd"/>
+      <w:r>
+        <w:rPr>
+          <w:sz w:val="20"/>
+          <w:szCs w:val="20"/>
+        </w:rPr>
+        <w:t>, welche eine neue Website wollen (Notizen zu eventuell fehlenden Elementen im Template)</w:t>
       </w:r>
     </w:p>
     <w:p>
@@ -1966,6 +2321,7 @@
         </w:rPr>
         <w:t xml:space="preserve">Erstellung einer Datei </w:t>
       </w:r>
+      <w:proofErr w:type="spellStart"/>
       <w:r>
         <w:rPr>
           <w:bCs/>
@@ -1975,6 +2331,7 @@
         </w:rPr>
         <w:t>variables.php</w:t>
       </w:r>
+      <w:proofErr w:type="spellEnd"/>
       <w:r>
         <w:rPr>
           <w:bCs/>
@@ -2382,7 +2739,61 @@
           <w:sz w:val="20"/>
           <w:szCs w:val="20"/>
         </w:rPr>
-        <w:t>Box-Shadow für content, component-top und component-bottom hinzugefügt</w:t>
+        <w:t xml:space="preserve">Box-Shadow für </w:t>
+      </w:r>
+      <w:proofErr w:type="spellStart"/>
+      <w:r>
+        <w:rPr>
+          <w:bCs/>
+          <w:sz w:val="20"/>
+          <w:szCs w:val="20"/>
+        </w:rPr>
+        <w:t>content</w:t>
+      </w:r>
+      <w:proofErr w:type="spellEnd"/>
+      <w:r>
+        <w:rPr>
+          <w:bCs/>
+          <w:sz w:val="20"/>
+          <w:szCs w:val="20"/>
+        </w:rPr>
+        <w:t xml:space="preserve">, </w:t>
+      </w:r>
+      <w:proofErr w:type="spellStart"/>
+      <w:r>
+        <w:rPr>
+          <w:bCs/>
+          <w:sz w:val="20"/>
+          <w:szCs w:val="20"/>
+        </w:rPr>
+        <w:t>component</w:t>
+      </w:r>
+      <w:proofErr w:type="spellEnd"/>
+      <w:r>
+        <w:rPr>
+          <w:bCs/>
+          <w:sz w:val="20"/>
+          <w:szCs w:val="20"/>
+        </w:rPr>
+        <w:t xml:space="preserve">-top und </w:t>
+      </w:r>
+      <w:proofErr w:type="spellStart"/>
+      <w:r>
+        <w:rPr>
+          <w:bCs/>
+          <w:sz w:val="20"/>
+          <w:szCs w:val="20"/>
+        </w:rPr>
+        <w:t>component-bottom</w:t>
+      </w:r>
+      <w:proofErr w:type="spellEnd"/>
+      <w:r>
+        <w:rPr>
+          <w:bCs/>
+          <w:sz w:val="20"/>
+          <w:szCs w:val="20"/>
+        </w:rPr>
+        <w:t xml:space="preserve"> hinzugefügt</w:t>
       </w:r>
     </w:p>
     <w:p>
@@ -2482,7 +2893,25 @@
           <w:sz w:val="20"/>
           <w:szCs w:val="20"/>
         </w:rPr>
-        <w:t>Initial-scale-Fehler aufgetaucht und behoben (kein Wechsel von der Desktop- zur Mobile-Version möglich)</w:t>
+        <w:t>Initial-</w:t>
+      </w:r>
+      <w:proofErr w:type="spellStart"/>
+      <w:r>
+        <w:rPr>
+          <w:bCs/>
+          <w:sz w:val="20"/>
+          <w:szCs w:val="20"/>
+        </w:rPr>
+        <w:t>scale</w:t>
+      </w:r>
+      <w:proofErr w:type="spellEnd"/>
+      <w:r>
+        <w:rPr>
+          <w:bCs/>
+          <w:sz w:val="20"/>
+          <w:szCs w:val="20"/>
+        </w:rPr>
+        <w:t>-Fehler aufgetaucht und behoben (kein Wechsel von der Desktop- zur Mobile-Version möglich)</w:t>
       </w:r>
     </w:p>
     <w:p>
@@ -2576,6 +3005,7 @@
         </w:rPr>
         <w:t>(</w:t>
       </w:r>
+      <w:proofErr w:type="spellStart"/>
       <w:r>
         <w:rPr>
           <w:bCs/>
@@ -2585,6 +3015,7 @@
         </w:rPr>
         <w:t>variables.php</w:t>
       </w:r>
+      <w:proofErr w:type="spellEnd"/>
       <w:r>
         <w:rPr>
           <w:bCs/>
@@ -3130,13 +3561,41 @@
           <w:szCs w:val="20"/>
         </w:rPr>
       </w:pPr>
-      <w:r>
-        <w:rPr>
-          <w:bCs/>
-          <w:sz w:val="20"/>
-          <w:szCs w:val="20"/>
-        </w:rPr>
-        <w:t>ToDo’s: Menü erstellen, Footer mit jeweiligen Informationen befüllen, Breadcrumb-Modul anpassen (Copyright)</w:t>
+      <w:proofErr w:type="spellStart"/>
+      <w:r>
+        <w:rPr>
+          <w:bCs/>
+          <w:sz w:val="20"/>
+          <w:szCs w:val="20"/>
+        </w:rPr>
+        <w:t>ToDo’s</w:t>
+      </w:r>
+      <w:proofErr w:type="spellEnd"/>
+      <w:r>
+        <w:rPr>
+          <w:bCs/>
+          <w:sz w:val="20"/>
+          <w:szCs w:val="20"/>
+        </w:rPr>
+        <w:t xml:space="preserve">: Menü erstellen, Footer mit jeweiligen Informationen befüllen, </w:t>
+      </w:r>
+      <w:proofErr w:type="spellStart"/>
+      <w:r>
+        <w:rPr>
+          <w:bCs/>
+          <w:sz w:val="20"/>
+          <w:szCs w:val="20"/>
+        </w:rPr>
+        <w:t>Breadcrumb</w:t>
+      </w:r>
+      <w:proofErr w:type="spellEnd"/>
+      <w:r>
+        <w:rPr>
+          <w:bCs/>
+          <w:sz w:val="20"/>
+          <w:szCs w:val="20"/>
+        </w:rPr>
+        <w:t>-Modul anpassen (Copyright)</w:t>
       </w:r>
     </w:p>
     <w:p>
@@ -3260,7 +3719,43 @@
           <w:sz w:val="20"/>
           <w:szCs w:val="20"/>
         </w:rPr>
-        <w:t>CSS-Override für die Komponente an der Modulposition component-top mittels Modulklassensuffixes</w:t>
+        <w:t>CSS-</w:t>
+      </w:r>
+      <w:proofErr w:type="spellStart"/>
+      <w:r>
+        <w:rPr>
+          <w:bCs/>
+          <w:sz w:val="20"/>
+          <w:szCs w:val="20"/>
+        </w:rPr>
+        <w:t>Override</w:t>
+      </w:r>
+      <w:proofErr w:type="spellEnd"/>
+      <w:r>
+        <w:rPr>
+          <w:bCs/>
+          <w:sz w:val="20"/>
+          <w:szCs w:val="20"/>
+        </w:rPr>
+        <w:t xml:space="preserve"> für die Komponente an der Modulposition </w:t>
+      </w:r>
+      <w:proofErr w:type="spellStart"/>
+      <w:r>
+        <w:rPr>
+          <w:bCs/>
+          <w:sz w:val="20"/>
+          <w:szCs w:val="20"/>
+        </w:rPr>
+        <w:t>component</w:t>
+      </w:r>
+      <w:proofErr w:type="spellEnd"/>
+      <w:r>
+        <w:rPr>
+          <w:bCs/>
+          <w:sz w:val="20"/>
+          <w:szCs w:val="20"/>
+        </w:rPr>
+        <w:t>-top mittels Modulklassensuffixes</w:t>
       </w:r>
     </w:p>
     <w:p>
@@ -3433,7 +3928,43 @@
           <w:sz w:val="20"/>
           <w:szCs w:val="20"/>
         </w:rPr>
-        <w:t>Dropdown-Menü für eventuelle Menü-Unterpunkte hinzugefügt (Nutzung eines Overrides der Klasse mod_menu von Joomla)</w:t>
+        <w:t xml:space="preserve">Dropdown-Menü für eventuelle Menü-Unterpunkte hinzugefügt (Nutzung eines </w:t>
+      </w:r>
+      <w:proofErr w:type="spellStart"/>
+      <w:r>
+        <w:rPr>
+          <w:bCs/>
+          <w:sz w:val="20"/>
+          <w:szCs w:val="20"/>
+        </w:rPr>
+        <w:t>Overrides</w:t>
+      </w:r>
+      <w:proofErr w:type="spellEnd"/>
+      <w:r>
+        <w:rPr>
+          <w:bCs/>
+          <w:sz w:val="20"/>
+          <w:szCs w:val="20"/>
+        </w:rPr>
+        <w:t xml:space="preserve"> der Klasse </w:t>
+      </w:r>
+      <w:proofErr w:type="spellStart"/>
+      <w:r>
+        <w:rPr>
+          <w:bCs/>
+          <w:sz w:val="20"/>
+          <w:szCs w:val="20"/>
+        </w:rPr>
+        <w:t>mod_menu</w:t>
+      </w:r>
+      <w:proofErr w:type="spellEnd"/>
+      <w:r>
+        <w:rPr>
+          <w:bCs/>
+          <w:sz w:val="20"/>
+          <w:szCs w:val="20"/>
+        </w:rPr>
+        <w:t xml:space="preserve"> von Joomla)</w:t>
       </w:r>
     </w:p>
     <w:p>
@@ -3502,13 +4033,23 @@
           <w:szCs w:val="20"/>
         </w:rPr>
       </w:pPr>
-      <w:r>
-        <w:rPr>
-          <w:bCs/>
-          <w:sz w:val="20"/>
-          <w:szCs w:val="20"/>
-        </w:rPr>
-        <w:t>Refaktorisierung der bestehenden Dateien</w:t>
+      <w:proofErr w:type="spellStart"/>
+      <w:r>
+        <w:rPr>
+          <w:bCs/>
+          <w:sz w:val="20"/>
+          <w:szCs w:val="20"/>
+        </w:rPr>
+        <w:t>Refaktorisierung</w:t>
+      </w:r>
+      <w:proofErr w:type="spellEnd"/>
+      <w:r>
+        <w:rPr>
+          <w:bCs/>
+          <w:sz w:val="20"/>
+          <w:szCs w:val="20"/>
+        </w:rPr>
+        <w:t xml:space="preserve"> der bestehenden Dateien</w:t>
       </w:r>
     </w:p>
     <w:p>
@@ -3533,8 +4074,36 @@
           <w:sz w:val="20"/>
           <w:szCs w:val="20"/>
         </w:rPr>
-        <w:t>VS-Code Git-Versionierungsfehler aufgetaucht, Lösung ist der Wechsel zu IntelliJ</w:t>
-      </w:r>
+        <w:t xml:space="preserve">VS-Code </w:t>
+      </w:r>
+      <w:proofErr w:type="spellStart"/>
+      <w:r>
+        <w:rPr>
+          <w:bCs/>
+          <w:sz w:val="20"/>
+          <w:szCs w:val="20"/>
+        </w:rPr>
+        <w:t>Git-Versionierungsfehler</w:t>
+      </w:r>
+      <w:proofErr w:type="spellEnd"/>
+      <w:r>
+        <w:rPr>
+          <w:bCs/>
+          <w:sz w:val="20"/>
+          <w:szCs w:val="20"/>
+        </w:rPr>
+        <w:t xml:space="preserve"> aufgetaucht, Lösung ist der Wechsel zu </w:t>
+      </w:r>
+      <w:proofErr w:type="spellStart"/>
+      <w:r>
+        <w:rPr>
+          <w:bCs/>
+          <w:sz w:val="20"/>
+          <w:szCs w:val="20"/>
+        </w:rPr>
+        <w:t>IntelliJ</w:t>
+      </w:r>
+      <w:proofErr w:type="spellEnd"/>
     </w:p>
     <w:p>
       <w:pPr>
@@ -3591,7 +4160,25 @@
           <w:sz w:val="20"/>
           <w:szCs w:val="20"/>
         </w:rPr>
-        <w:t>Header-Erstellung (Menü erstellt, Logo eingefügt, Menüpunkte hinterlegt)</w:t>
+        <w:t xml:space="preserve">Header-Erstellung (Menü erstellt, </w:t>
+      </w:r>
+      <w:proofErr w:type="gramStart"/>
+      <w:r>
+        <w:rPr>
+          <w:bCs/>
+          <w:sz w:val="20"/>
+          <w:szCs w:val="20"/>
+        </w:rPr>
+        <w:t>Logo</w:t>
+      </w:r>
+      <w:proofErr w:type="gramEnd"/>
+      <w:r>
+        <w:rPr>
+          <w:bCs/>
+          <w:sz w:val="20"/>
+          <w:szCs w:val="20"/>
+        </w:rPr>
+        <w:t xml:space="preserve"> eingefügt, Menüpunkte hinterlegt)</w:t>
       </w:r>
     </w:p>
     <w:p>
@@ -3699,7 +4286,25 @@
           <w:sz w:val="20"/>
           <w:szCs w:val="20"/>
         </w:rPr>
-        <w:t>Zugang zur Cloud von ProSoft erhalten (Notizen, Bilder, usw. zu den Kundenwebsites vorhanden)</w:t>
+        <w:t xml:space="preserve">Zugang zur Cloud von </w:t>
+      </w:r>
+      <w:proofErr w:type="spellStart"/>
+      <w:r>
+        <w:rPr>
+          <w:bCs/>
+          <w:sz w:val="20"/>
+          <w:szCs w:val="20"/>
+        </w:rPr>
+        <w:t>ProSoft</w:t>
+      </w:r>
+      <w:proofErr w:type="spellEnd"/>
+      <w:r>
+        <w:rPr>
+          <w:bCs/>
+          <w:sz w:val="20"/>
+          <w:szCs w:val="20"/>
+        </w:rPr>
+        <w:t xml:space="preserve"> erhalten (Notizen, Bilder, usw. zu den Kundenwebsites vorhanden)</w:t>
       </w:r>
     </w:p>
     <w:p>
@@ -3749,7 +4354,25 @@
           <w:sz w:val="20"/>
           <w:szCs w:val="20"/>
         </w:rPr>
-        <w:t>Nutzung des Plugins Latest-News-Enhanced zur responsiven Darstellung von News auf der Startseite</w:t>
+        <w:t xml:space="preserve">Nutzung des Plugins </w:t>
+      </w:r>
+      <w:proofErr w:type="spellStart"/>
+      <w:r>
+        <w:rPr>
+          <w:bCs/>
+          <w:sz w:val="20"/>
+          <w:szCs w:val="20"/>
+        </w:rPr>
+        <w:t>Latest</w:t>
+      </w:r>
+      <w:proofErr w:type="spellEnd"/>
+      <w:r>
+        <w:rPr>
+          <w:bCs/>
+          <w:sz w:val="20"/>
+          <w:szCs w:val="20"/>
+        </w:rPr>
+        <w:t>-News-Enhanced zur responsiven Darstellung von News auf der Startseite</w:t>
       </w:r>
     </w:p>
     <w:p>
@@ -4294,7 +4917,25 @@
           <w:sz w:val="20"/>
           <w:szCs w:val="20"/>
         </w:rPr>
-        <w:t>Übertragung aller neuen Template-Anpassungen auf das Git-Repository</w:t>
+        <w:t xml:space="preserve">Übertragung aller neuen Template-Anpassungen auf das </w:t>
+      </w:r>
+      <w:proofErr w:type="spellStart"/>
+      <w:r>
+        <w:rPr>
+          <w:bCs/>
+          <w:sz w:val="20"/>
+          <w:szCs w:val="20"/>
+        </w:rPr>
+        <w:t>Git</w:t>
+      </w:r>
+      <w:proofErr w:type="spellEnd"/>
+      <w:r>
+        <w:rPr>
+          <w:bCs/>
+          <w:sz w:val="20"/>
+          <w:szCs w:val="20"/>
+        </w:rPr>
+        <w:t>-Repository</w:t>
       </w:r>
     </w:p>
     <w:p>
@@ -4435,7 +5076,25 @@
           <w:sz w:val="20"/>
           <w:szCs w:val="20"/>
         </w:rPr>
-        <w:t>4. Kachel bei der Modulposition component-top als „Karriere“</w:t>
+        <w:t xml:space="preserve">4. Kachel bei der Modulposition </w:t>
+      </w:r>
+      <w:proofErr w:type="spellStart"/>
+      <w:r>
+        <w:rPr>
+          <w:bCs/>
+          <w:sz w:val="20"/>
+          <w:szCs w:val="20"/>
+        </w:rPr>
+        <w:t>component</w:t>
+      </w:r>
+      <w:proofErr w:type="spellEnd"/>
+      <w:r>
+        <w:rPr>
+          <w:bCs/>
+          <w:sz w:val="20"/>
+          <w:szCs w:val="20"/>
+        </w:rPr>
+        <w:t>-top als „Karriere“</w:t>
       </w:r>
     </w:p>
     <w:p>
@@ -4958,13 +5617,23 @@
           <w:szCs w:val="20"/>
         </w:rPr>
       </w:pPr>
-      <w:r>
-        <w:rPr>
-          <w:bCs/>
-          <w:sz w:val="20"/>
-          <w:szCs w:val="20"/>
-        </w:rPr>
-        <w:t>Refaktorisierung der Template-Dateien:</w:t>
+      <w:proofErr w:type="spellStart"/>
+      <w:r>
+        <w:rPr>
+          <w:bCs/>
+          <w:sz w:val="20"/>
+          <w:szCs w:val="20"/>
+        </w:rPr>
+        <w:t>Refaktorisierung</w:t>
+      </w:r>
+      <w:proofErr w:type="spellEnd"/>
+      <w:r>
+        <w:rPr>
+          <w:bCs/>
+          <w:sz w:val="20"/>
+          <w:szCs w:val="20"/>
+        </w:rPr>
+        <w:t xml:space="preserve"> der Template-Dateien:</w:t>
       </w:r>
     </w:p>
     <w:p>
@@ -5039,7 +5708,61 @@
           <w:sz w:val="20"/>
           <w:szCs w:val="20"/>
         </w:rPr>
-        <w:t>Start mit den Core-Dateien des Templates (php, xml, json)</w:t>
+        <w:t>Start mit den Core-Dateien des Templates (</w:t>
+      </w:r>
+      <w:proofErr w:type="spellStart"/>
+      <w:r>
+        <w:rPr>
+          <w:bCs/>
+          <w:sz w:val="20"/>
+          <w:szCs w:val="20"/>
+        </w:rPr>
+        <w:t>php</w:t>
+      </w:r>
+      <w:proofErr w:type="spellEnd"/>
+      <w:r>
+        <w:rPr>
+          <w:bCs/>
+          <w:sz w:val="20"/>
+          <w:szCs w:val="20"/>
+        </w:rPr>
+        <w:t xml:space="preserve">, </w:t>
+      </w:r>
+      <w:proofErr w:type="spellStart"/>
+      <w:r>
+        <w:rPr>
+          <w:bCs/>
+          <w:sz w:val="20"/>
+          <w:szCs w:val="20"/>
+        </w:rPr>
+        <w:t>xml</w:t>
+      </w:r>
+      <w:proofErr w:type="spellEnd"/>
+      <w:r>
+        <w:rPr>
+          <w:bCs/>
+          <w:sz w:val="20"/>
+          <w:szCs w:val="20"/>
+        </w:rPr>
+        <w:t xml:space="preserve">, </w:t>
+      </w:r>
+      <w:proofErr w:type="spellStart"/>
+      <w:r>
+        <w:rPr>
+          <w:bCs/>
+          <w:sz w:val="20"/>
+          <w:szCs w:val="20"/>
+        </w:rPr>
+        <w:t>json</w:t>
+      </w:r>
+      <w:proofErr w:type="spellEnd"/>
+      <w:r>
+        <w:rPr>
+          <w:bCs/>
+          <w:sz w:val="20"/>
+          <w:szCs w:val="20"/>
+        </w:rPr>
+        <w:t>)</w:t>
       </w:r>
     </w:p>
     <w:p>
@@ -5089,7 +5812,25 @@
           <w:sz w:val="20"/>
           <w:szCs w:val="20"/>
         </w:rPr>
-        <w:t>Änderungen auf Git überführt</w:t>
+        <w:t xml:space="preserve">Änderungen auf </w:t>
+      </w:r>
+      <w:proofErr w:type="spellStart"/>
+      <w:r>
+        <w:rPr>
+          <w:bCs/>
+          <w:sz w:val="20"/>
+          <w:szCs w:val="20"/>
+        </w:rPr>
+        <w:t>Git</w:t>
+      </w:r>
+      <w:proofErr w:type="spellEnd"/>
+      <w:r>
+        <w:rPr>
+          <w:bCs/>
+          <w:sz w:val="20"/>
+          <w:szCs w:val="20"/>
+        </w:rPr>
+        <w:t xml:space="preserve"> überführt</w:t>
       </w:r>
     </w:p>
     <w:p>
@@ -5114,7 +5855,25 @@
           <w:sz w:val="20"/>
           <w:szCs w:val="20"/>
         </w:rPr>
-        <w:t>Überführung der Anpassungen durch die Refaktorisierung auf alle anderen Projekte (keinerlei Probleme entstanden / vorhanden)</w:t>
+        <w:t xml:space="preserve">Überführung der Anpassungen durch die </w:t>
+      </w:r>
+      <w:proofErr w:type="spellStart"/>
+      <w:r>
+        <w:rPr>
+          <w:bCs/>
+          <w:sz w:val="20"/>
+          <w:szCs w:val="20"/>
+        </w:rPr>
+        <w:t>Refaktorisierung</w:t>
+      </w:r>
+      <w:proofErr w:type="spellEnd"/>
+      <w:r>
+        <w:rPr>
+          <w:bCs/>
+          <w:sz w:val="20"/>
+          <w:szCs w:val="20"/>
+        </w:rPr>
+        <w:t xml:space="preserve"> auf alle anderen Projekte (keinerlei Probleme entstanden / vorhanden)</w:t>
       </w:r>
     </w:p>
     <w:p>
@@ -5280,7 +6039,25 @@
           <w:sz w:val="20"/>
           <w:szCs w:val="20"/>
         </w:rPr>
-        <w:t>Erstellung eines Git-Repositorys für die Arbeit am Praktikumsbericht</w:t>
+        <w:t xml:space="preserve">Erstellung eines </w:t>
+      </w:r>
+      <w:proofErr w:type="spellStart"/>
+      <w:r>
+        <w:rPr>
+          <w:bCs/>
+          <w:sz w:val="20"/>
+          <w:szCs w:val="20"/>
+        </w:rPr>
+        <w:t>Git-Repositorys</w:t>
+      </w:r>
+      <w:proofErr w:type="spellEnd"/>
+      <w:r>
+        <w:rPr>
+          <w:bCs/>
+          <w:sz w:val="20"/>
+          <w:szCs w:val="20"/>
+        </w:rPr>
+        <w:t xml:space="preserve"> für die Arbeit am Praktikumsbericht</w:t>
       </w:r>
     </w:p>
     <w:p>
@@ -5813,7 +6590,25 @@
           <w:sz w:val="20"/>
           <w:szCs w:val="20"/>
         </w:rPr>
-        <w:t>Einbindung der Cookie-Consent Komponente in alle Website-Entwürfe und Gestaltung dieser entsprechend dem jeweiligen Website-Entwurf</w:t>
+        <w:t>Einbindung der Cookie-</w:t>
+      </w:r>
+      <w:proofErr w:type="spellStart"/>
+      <w:r>
+        <w:rPr>
+          <w:bCs/>
+          <w:sz w:val="20"/>
+          <w:szCs w:val="20"/>
+        </w:rPr>
+        <w:t>Consent</w:t>
+      </w:r>
+      <w:proofErr w:type="spellEnd"/>
+      <w:r>
+        <w:rPr>
+          <w:bCs/>
+          <w:sz w:val="20"/>
+          <w:szCs w:val="20"/>
+        </w:rPr>
+        <w:t xml:space="preserve"> Komponente in alle Website-Entwürfe und Gestaltung dieser entsprechend dem jeweiligen Website-Entwurf</w:t>
       </w:r>
     </w:p>
     <w:p>
@@ -5977,6 +6772,82 @@
       <w:r>
         <w:rPr>
           <w:bCs/>
+          <w:noProof/>
+          <w:sz w:val="20"/>
+          <w:szCs w:val="20"/>
+        </w:rPr>
+        <mc:AlternateContent>
+          <mc:Choice Requires="wps">
+            <w:drawing>
+              <wp:anchor distT="0" distB="0" distL="114300" distR="114300" simplePos="0" relativeHeight="251673600" behindDoc="0" locked="0" layoutInCell="1" allowOverlap="1" wp14:anchorId="4DD954FB" wp14:editId="5EFC925F">
+                <wp:simplePos x="0" y="0"/>
+                <wp:positionH relativeFrom="column">
+                  <wp:posOffset>419100</wp:posOffset>
+                </wp:positionH>
+                <wp:positionV relativeFrom="paragraph">
+                  <wp:posOffset>104139</wp:posOffset>
+                </wp:positionV>
+                <wp:extent cx="9525" cy="2486025"/>
+                <wp:effectExtent l="38100" t="0" r="66675" b="47625"/>
+                <wp:wrapNone/>
+                <wp:docPr id="1025296983" name="Gerade Verbindung mit Pfeil 15"/>
+                <wp:cNvGraphicFramePr/>
+                <a:graphic xmlns:a="http://schemas.openxmlformats.org/drawingml/2006/main">
+                  <a:graphicData uri="http://schemas.microsoft.com/office/word/2010/wordprocessingShape">
+                    <wps:wsp>
+                      <wps:cNvCnPr/>
+                      <wps:spPr>
+                        <a:xfrm>
+                          <a:off x="0" y="0"/>
+                          <a:ext cx="9525" cy="2486025"/>
+                        </a:xfrm>
+                        <a:prstGeom prst="straightConnector1">
+                          <a:avLst/>
+                        </a:prstGeom>
+                        <a:ln w="9525">
+                          <a:solidFill>
+                            <a:schemeClr val="tx1"/>
+                          </a:solidFill>
+                          <a:tailEnd type="triangle"/>
+                        </a:ln>
+                      </wps:spPr>
+                      <wps:style>
+                        <a:lnRef idx="2">
+                          <a:schemeClr val="accent1"/>
+                        </a:lnRef>
+                        <a:fillRef idx="0">
+                          <a:schemeClr val="accent1"/>
+                        </a:fillRef>
+                        <a:effectRef idx="1">
+                          <a:schemeClr val="accent1"/>
+                        </a:effectRef>
+                        <a:fontRef idx="minor">
+                          <a:schemeClr val="tx1"/>
+                        </a:fontRef>
+                      </wps:style>
+                      <wps:bodyPr/>
+                    </wps:wsp>
+                  </a:graphicData>
+                </a:graphic>
+              </wp:anchor>
+            </w:drawing>
+          </mc:Choice>
+          <mc:Fallback>
+            <w:pict>
+              <v:shapetype w14:anchorId="26C9CDDD" id="_x0000_t32" coordsize="21600,21600" o:spt="32" o:oned="t" path="m,l21600,21600e" filled="f">
+                <v:path arrowok="t" fillok="f" o:connecttype="none"/>
+                <o:lock v:ext="edit" shapetype="t"/>
+              </v:shapetype>
+              <v:shape id="Gerade Verbindung mit Pfeil 15" o:spid="_x0000_s1026" type="#_x0000_t32" style="position:absolute;margin-left:33pt;margin-top:8.2pt;width:.75pt;height:195.75pt;z-index:251673600;visibility:visible;mso-wrap-style:square;mso-wrap-distance-left:9pt;mso-wrap-distance-top:0;mso-wrap-distance-right:9pt;mso-wrap-distance-bottom:0;mso-position-horizontal:absolute;mso-position-horizontal-relative:text;mso-position-vertical:absolute;mso-position-vertical-relative:text" o:gfxdata="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" strokecolor="black [3213]">
+                <v:stroke endarrow="block" joinstyle="miter"/>
+              </v:shape>
+            </w:pict>
+          </mc:Fallback>
+        </mc:AlternateContent>
+      </w:r>
+      <w:r>
+        <w:rPr>
+          <w:bCs/>
           <w:sz w:val="20"/>
           <w:szCs w:val="20"/>
         </w:rPr>
@@ -6005,7 +6876,25 @@
           <w:sz w:val="20"/>
           <w:szCs w:val="20"/>
         </w:rPr>
-        <w:t>Zugriff auf ProSoft-Cloud erhalten von Herrn Krippner</w:t>
+        <w:t xml:space="preserve">Zugriff auf </w:t>
+      </w:r>
+      <w:proofErr w:type="spellStart"/>
+      <w:r>
+        <w:rPr>
+          <w:bCs/>
+          <w:sz w:val="20"/>
+          <w:szCs w:val="20"/>
+        </w:rPr>
+        <w:t>ProSoft</w:t>
+      </w:r>
+      <w:proofErr w:type="spellEnd"/>
+      <w:r>
+        <w:rPr>
+          <w:bCs/>
+          <w:sz w:val="20"/>
+          <w:szCs w:val="20"/>
+        </w:rPr>
+        <w:t>-Cloud erhalten von Herrn Krippner</w:t>
       </w:r>
     </w:p>
     <w:p>
@@ -6130,7 +7019,43 @@
           <w:sz w:val="20"/>
           <w:szCs w:val="20"/>
         </w:rPr>
-        <w:t>Nutzung von Overleaf mit LateX zur Erstellung des Berichts</w:t>
+        <w:t xml:space="preserve">Nutzung von </w:t>
+      </w:r>
+      <w:proofErr w:type="spellStart"/>
+      <w:r>
+        <w:rPr>
+          <w:bCs/>
+          <w:sz w:val="20"/>
+          <w:szCs w:val="20"/>
+        </w:rPr>
+        <w:t>Overleaf</w:t>
+      </w:r>
+      <w:proofErr w:type="spellEnd"/>
+      <w:r>
+        <w:rPr>
+          <w:bCs/>
+          <w:sz w:val="20"/>
+          <w:szCs w:val="20"/>
+        </w:rPr>
+        <w:t xml:space="preserve"> mit </w:t>
+      </w:r>
+      <w:proofErr w:type="spellStart"/>
+      <w:r>
+        <w:rPr>
+          <w:bCs/>
+          <w:sz w:val="20"/>
+          <w:szCs w:val="20"/>
+        </w:rPr>
+        <w:t>LateX</w:t>
+      </w:r>
+      <w:proofErr w:type="spellEnd"/>
+      <w:r>
+        <w:rPr>
+          <w:bCs/>
+          <w:sz w:val="20"/>
+          <w:szCs w:val="20"/>
+        </w:rPr>
+        <w:t xml:space="preserve"> zur Erstellung des Berichts</w:t>
       </w:r>
     </w:p>
     <w:p>
@@ -6205,7 +7130,125 @@
           <w:sz w:val="20"/>
           <w:szCs w:val="20"/>
         </w:rPr>
-        <w:t>Einleitung und Vorstellung des Unternehmens soweit fertiggestellt</w:t>
+        <w:t xml:space="preserve">Einleitung und Vorstellung des Unternehmens </w:t>
+      </w:r>
+      <w:proofErr w:type="gramStart"/>
+      <w:r>
+        <w:rPr>
+          <w:bCs/>
+          <w:sz w:val="20"/>
+          <w:szCs w:val="20"/>
+        </w:rPr>
+        <w:t>soweit</w:t>
+      </w:r>
+      <w:proofErr w:type="gramEnd"/>
+      <w:r>
+        <w:rPr>
+          <w:bCs/>
+          <w:sz w:val="20"/>
+          <w:szCs w:val="20"/>
+        </w:rPr>
+        <w:t xml:space="preserve"> fertiggestellt</w:t>
+      </w:r>
+    </w:p>
+    <w:p>
+      <w:pPr>
+        <w:pStyle w:val="Listenabsatz"/>
+        <w:numPr>
+          <w:ilvl w:val="1"/>
+          <w:numId w:val="5"/>
+        </w:numPr>
+        <w:spacing w:line="276" w:lineRule="auto"/>
+        <w:jc w:val="both"/>
+        <w:rPr>
+          <w:b/>
+          <w:bCs/>
+          <w:sz w:val="20"/>
+          <w:szCs w:val="20"/>
+        </w:rPr>
+      </w:pPr>
+      <w:r>
+        <w:rPr>
+          <w:bCs/>
+          <w:sz w:val="20"/>
+          <w:szCs w:val="20"/>
+        </w:rPr>
+        <w:t>Anpassung des Cookie Banners</w:t>
+      </w:r>
+    </w:p>
+    <w:p>
+      <w:pPr>
+        <w:pStyle w:val="Listenabsatz"/>
+        <w:numPr>
+          <w:ilvl w:val="2"/>
+          <w:numId w:val="5"/>
+        </w:numPr>
+        <w:spacing w:line="276" w:lineRule="auto"/>
+        <w:jc w:val="both"/>
+        <w:rPr>
+          <w:b/>
+          <w:bCs/>
+          <w:sz w:val="20"/>
+          <w:szCs w:val="20"/>
+        </w:rPr>
+      </w:pPr>
+      <w:r>
+        <w:rPr>
+          <w:bCs/>
+          <w:sz w:val="20"/>
+          <w:szCs w:val="20"/>
+        </w:rPr>
+        <w:t>Nur auf Englisch vorhanden, obwohl das Plugin multilingual ist</w:t>
+      </w:r>
+    </w:p>
+    <w:p>
+      <w:pPr>
+        <w:pStyle w:val="Listenabsatz"/>
+        <w:numPr>
+          <w:ilvl w:val="2"/>
+          <w:numId w:val="5"/>
+        </w:numPr>
+        <w:spacing w:line="276" w:lineRule="auto"/>
+        <w:jc w:val="both"/>
+        <w:rPr>
+          <w:b/>
+          <w:bCs/>
+          <w:sz w:val="20"/>
+          <w:szCs w:val="20"/>
+        </w:rPr>
+      </w:pPr>
+      <w:r>
+        <w:rPr>
+          <w:bCs/>
+          <w:sz w:val="20"/>
+          <w:szCs w:val="20"/>
+        </w:rPr>
+        <w:t>Sprachdateien für Deutsch fehlen im Backend des Plugins</w:t>
+      </w:r>
+    </w:p>
+    <w:p>
+      <w:pPr>
+        <w:pStyle w:val="Listenabsatz"/>
+        <w:numPr>
+          <w:ilvl w:val="2"/>
+          <w:numId w:val="5"/>
+        </w:numPr>
+        <w:spacing w:line="276" w:lineRule="auto"/>
+        <w:jc w:val="both"/>
+        <w:rPr>
+          <w:b/>
+          <w:bCs/>
+          <w:sz w:val="20"/>
+          <w:szCs w:val="20"/>
+        </w:rPr>
+      </w:pPr>
+      <w:r>
+        <w:rPr>
+          <w:bCs/>
+          <w:sz w:val="20"/>
+          <w:szCs w:val="20"/>
+        </w:rPr>
+        <w:t>Betreuer hat fehlende Sprachdateien aus einem vorherigen Projekt eingefügt und es funktioniert</w:t>
       </w:r>
     </w:p>
     <w:p>
@@ -6233,6 +7276,23 @@
         </w:rPr>
         <w:t>KW05</w:t>
       </w:r>
+    </w:p>
+    <w:p>
+      <w:pPr>
+        <w:pStyle w:val="Listenabsatz"/>
+        <w:numPr>
+          <w:ilvl w:val="1"/>
+          <w:numId w:val="5"/>
+        </w:numPr>
+        <w:spacing w:line="276" w:lineRule="auto"/>
+        <w:jc w:val="both"/>
+        <w:rPr>
+          <w:b/>
+          <w:bCs/>
+          <w:sz w:val="20"/>
+          <w:szCs w:val="20"/>
+        </w:rPr>
+      </w:pPr>
     </w:p>
     <w:p>
       <w:pPr>

--- a/Bericht/docs/Praktikumsbericht_Notizen.docx
+++ b/Bericht/docs/Praktikumsbericht_Notizen.docx
@@ -7293,6 +7293,214 @@
           <w:szCs w:val="20"/>
         </w:rPr>
       </w:pPr>
+      <w:r>
+        <w:rPr>
+          <w:bCs/>
+          <w:noProof/>
+          <w:sz w:val="20"/>
+          <w:szCs w:val="20"/>
+        </w:rPr>
+        <mc:AlternateContent>
+          <mc:Choice Requires="wps">
+            <w:drawing>
+              <wp:anchor distT="0" distB="0" distL="114300" distR="114300" simplePos="0" relativeHeight="251674624" behindDoc="0" locked="0" layoutInCell="1" allowOverlap="1" wp14:anchorId="2AABCDD8" wp14:editId="19D846BB">
+                <wp:simplePos x="0" y="0"/>
+                <wp:positionH relativeFrom="column">
+                  <wp:posOffset>438150</wp:posOffset>
+                </wp:positionH>
+                <wp:positionV relativeFrom="paragraph">
+                  <wp:posOffset>34290</wp:posOffset>
+                </wp:positionV>
+                <wp:extent cx="9525" cy="1066800"/>
+                <wp:effectExtent l="38100" t="0" r="66675" b="57150"/>
+                <wp:wrapNone/>
+                <wp:docPr id="1796865972" name="Gerade Verbindung mit Pfeil 16"/>
+                <wp:cNvGraphicFramePr/>
+                <a:graphic xmlns:a="http://schemas.openxmlformats.org/drawingml/2006/main">
+                  <a:graphicData uri="http://schemas.microsoft.com/office/word/2010/wordprocessingShape">
+                    <wps:wsp>
+                      <wps:cNvCnPr/>
+                      <wps:spPr>
+                        <a:xfrm>
+                          <a:off x="0" y="0"/>
+                          <a:ext cx="9525" cy="1066800"/>
+                        </a:xfrm>
+                        <a:prstGeom prst="straightConnector1">
+                          <a:avLst/>
+                        </a:prstGeom>
+                        <a:ln w="9525">
+                          <a:solidFill>
+                            <a:schemeClr val="tx1"/>
+                          </a:solidFill>
+                          <a:tailEnd type="triangle"/>
+                        </a:ln>
+                      </wps:spPr>
+                      <wps:style>
+                        <a:lnRef idx="2">
+                          <a:schemeClr val="accent1"/>
+                        </a:lnRef>
+                        <a:fillRef idx="0">
+                          <a:schemeClr val="accent1"/>
+                        </a:fillRef>
+                        <a:effectRef idx="1">
+                          <a:schemeClr val="accent1"/>
+                        </a:effectRef>
+                        <a:fontRef idx="minor">
+                          <a:schemeClr val="tx1"/>
+                        </a:fontRef>
+                      </wps:style>
+                      <wps:bodyPr/>
+                    </wps:wsp>
+                  </a:graphicData>
+                </a:graphic>
+              </wp:anchor>
+            </w:drawing>
+          </mc:Choice>
+          <mc:Fallback>
+            <w:pict>
+              <v:shapetype w14:anchorId="00C07CC2" id="_x0000_t32" coordsize="21600,21600" o:spt="32" o:oned="t" path="m,l21600,21600e" filled="f">
+                <v:path arrowok="t" fillok="f" o:connecttype="none"/>
+                <o:lock v:ext="edit" shapetype="t"/>
+              </v:shapetype>
+              <v:shape id="Gerade Verbindung mit Pfeil 16" o:spid="_x0000_s1026" type="#_x0000_t32" style="position:absolute;margin-left:34.5pt;margin-top:2.7pt;width:.75pt;height:84pt;z-index:251674624;visibility:visible;mso-wrap-style:square;mso-wrap-distance-left:9pt;mso-wrap-distance-top:0;mso-wrap-distance-right:9pt;mso-wrap-distance-bottom:0;mso-position-horizontal:absolute;mso-position-horizontal-relative:text;mso-position-vertical:absolute;mso-position-vertical-relative:text" o:gfxdata="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" strokecolor="black [3213]">
+                <v:stroke endarrow="block" joinstyle="miter"/>
+              </v:shape>
+            </w:pict>
+          </mc:Fallback>
+        </mc:AlternateContent>
+      </w:r>
+      <w:r>
+        <w:rPr>
+          <w:bCs/>
+          <w:sz w:val="20"/>
+          <w:szCs w:val="20"/>
+        </w:rPr>
+        <w:t>Weitere Arbeit am Praktikumsbericht</w:t>
+      </w:r>
+    </w:p>
+    <w:p>
+      <w:pPr>
+        <w:pStyle w:val="Listenabsatz"/>
+        <w:numPr>
+          <w:ilvl w:val="1"/>
+          <w:numId w:val="5"/>
+        </w:numPr>
+        <w:spacing w:line="276" w:lineRule="auto"/>
+        <w:jc w:val="both"/>
+        <w:rPr>
+          <w:b/>
+          <w:bCs/>
+          <w:sz w:val="20"/>
+          <w:szCs w:val="20"/>
+        </w:rPr>
+      </w:pPr>
+      <w:r>
+        <w:rPr>
+          <w:bCs/>
+          <w:sz w:val="20"/>
+          <w:szCs w:val="20"/>
+        </w:rPr>
+        <w:t>Kein weiteres Feedback von den Kunden bisher erhalten</w:t>
+      </w:r>
+    </w:p>
+    <w:p>
+      <w:pPr>
+        <w:pStyle w:val="Listenabsatz"/>
+        <w:numPr>
+          <w:ilvl w:val="1"/>
+          <w:numId w:val="5"/>
+        </w:numPr>
+        <w:spacing w:line="276" w:lineRule="auto"/>
+        <w:jc w:val="both"/>
+        <w:rPr>
+          <w:b/>
+          <w:bCs/>
+          <w:sz w:val="20"/>
+          <w:szCs w:val="20"/>
+        </w:rPr>
+      </w:pPr>
+      <w:r>
+        <w:rPr>
+          <w:bCs/>
+          <w:sz w:val="20"/>
+          <w:szCs w:val="20"/>
+        </w:rPr>
+        <w:t>Update aller Joomla-Instanzen auf Joomla</w:t>
+      </w:r>
+      <w:r>
+        <w:rPr>
+          <w:bCs/>
+          <w:sz w:val="20"/>
+          <w:szCs w:val="20"/>
+        </w:rPr>
+        <w:t>-</w:t>
+      </w:r>
+      <w:r>
+        <w:rPr>
+          <w:bCs/>
+          <w:sz w:val="20"/>
+          <w:szCs w:val="20"/>
+        </w:rPr>
+        <w:t>Version 6.x und Aktualisierung aller installierten Plugins und Erweiterungen</w:t>
+      </w:r>
+      <w:r>
+        <w:rPr>
+          <w:bCs/>
+          <w:sz w:val="20"/>
+          <w:szCs w:val="20"/>
+        </w:rPr>
+        <w:t xml:space="preserve"> auf den neusten Stand </w:t>
+      </w:r>
+    </w:p>
+    <w:p>
+      <w:pPr>
+        <w:pStyle w:val="Listenabsatz"/>
+        <w:numPr>
+          <w:ilvl w:val="1"/>
+          <w:numId w:val="5"/>
+        </w:numPr>
+        <w:spacing w:line="276" w:lineRule="auto"/>
+        <w:jc w:val="both"/>
+        <w:rPr>
+          <w:b/>
+          <w:bCs/>
+          <w:sz w:val="20"/>
+          <w:szCs w:val="20"/>
+        </w:rPr>
+      </w:pPr>
+      <w:r>
+        <w:rPr>
+          <w:bCs/>
+          <w:sz w:val="20"/>
+          <w:szCs w:val="20"/>
+        </w:rPr>
+        <w:t>Backups aller Joomla-Instanzen angefertigt</w:t>
+      </w:r>
+    </w:p>
+    <w:p>
+      <w:pPr>
+        <w:pStyle w:val="Listenabsatz"/>
+        <w:numPr>
+          <w:ilvl w:val="1"/>
+          <w:numId w:val="5"/>
+        </w:numPr>
+        <w:spacing w:line="276" w:lineRule="auto"/>
+        <w:jc w:val="both"/>
+        <w:rPr>
+          <w:b/>
+          <w:bCs/>
+          <w:sz w:val="20"/>
+          <w:szCs w:val="20"/>
+        </w:rPr>
+      </w:pPr>
+      <w:r>
+        <w:rPr>
+          <w:bCs/>
+          <w:sz w:val="20"/>
+          <w:szCs w:val="20"/>
+        </w:rPr>
+        <w:t>Abschlussgespräch mit Herrn Krippner zum Praktikum</w:t>
+      </w:r>
     </w:p>
     <w:p>
       <w:pPr>
